--- a/docs/single.docx
+++ b/docs/single.docx
@@ -749,7 +749,7 @@
         <w:tblStyle w:val="Table1"/>
         <w:bidiVisual w:val="1"/>
         <w:tblW w:w="10204" w:type="dxa"/>
-        <w:jc w:val="left"/>
+        <w:jc w:val="right"/>
         <w:tblBorders>
           <w:top w:color="000000" w:space="0" w:sz="8" w:val="single"/>
           <w:left w:color="000000" w:space="0" w:sz="8" w:val="single"/>
@@ -3924,6 +3924,7 @@
       <w:pgSz w:h="16838" w:w="11906" w:orient="portrait"/>
       <w:pgMar w:bottom="990" w:top="868" w:left="851" w:right="851" w:header="720" w:footer="0"/>
       <w:pgNumType w:start="1"/>
+      <w:bidi/>
     </w:sectPr>
   </w:body>
 </w:document>

--- a/docs/single.docx
+++ b/docs/single.docx
@@ -747,9 +747,8 @@
     <w:tbl>
       <w:tblPr>
         <w:tblStyle w:val="Table1"/>
-        <w:bidiVisual w:val="1"/>
         <w:tblW w:w="10204" w:type="dxa"/>
-        <w:jc w:val="right"/>
+        <w:jc w:val="left"/>
         <w:tblBorders>
           <w:top w:color="000000" w:space="0" w:sz="8" w:val="single"/>
           <w:left w:color="000000" w:space="0" w:sz="8" w:val="single"/>
@@ -762,13 +761,13 @@
         <w:tblLook w:val="0600"/>
       </w:tblPr>
       <w:tblGrid>
+        <w:gridCol w:w="1575"/>
+        <w:gridCol w:w="1020"/>
+        <w:gridCol w:w="2194"/>
+        <w:gridCol w:w="1575"/>
+        <w:gridCol w:w="1020"/>
+        <w:gridCol w:w="2200"/>
         <w:gridCol w:w="620"/>
-        <w:gridCol w:w="2200"/>
-        <w:gridCol w:w="1020"/>
-        <w:gridCol w:w="1575"/>
-        <w:gridCol w:w="2194"/>
-        <w:gridCol w:w="1020"/>
-        <w:gridCol w:w="1575"/>
       </w:tblGrid>
       <w:tr>
         <w:trPr>
@@ -795,22 +794,8 @@
                 <w:szCs w:val="20"/>
                 <w:rtl w:val="1"/>
               </w:rPr>
-              <w:t xml:space="preserve">ز</w:t>
+              <w:t xml:space="preserve">ناوی</w:t>
             </w:r>
-          </w:p>
-        </w:tc>
-        <w:tc>
-          <w:tcPr/>
-          <w:p>
-            <w:pPr>
-              <w:bidi w:val="1"/>
-              <w:jc w:val="center"/>
-              <w:rPr>
-                <w:rFonts w:ascii="Noto Naskh Arabic" w:cs="Noto Naskh Arabic" w:eastAsia="Noto Naskh Arabic" w:hAnsi="Noto Naskh Arabic"/>
-                <w:sz w:val="20"/>
-                <w:szCs w:val="20"/>
-              </w:rPr>
-            </w:pPr>
             <w:r>
               <w:rPr>
                 <w:rFonts w:ascii="Noto Naskh Arabic" w:cs="Noto Naskh Arabic" w:eastAsia="Noto Naskh Arabic" w:hAnsi="Noto Naskh Arabic"/>
@@ -818,7 +803,16 @@
                 <w:szCs w:val="20"/>
                 <w:rtl w:val="1"/>
               </w:rPr>
-              <w:t xml:space="preserve">ناو</w:t>
+              <w:t xml:space="preserve"> </w:t>
+            </w:r>
+            <w:r>
+              <w:rPr>
+                <w:rFonts w:ascii="Noto Naskh Arabic" w:cs="Noto Naskh Arabic" w:eastAsia="Noto Naskh Arabic" w:hAnsi="Noto Naskh Arabic"/>
+                <w:sz w:val="20"/>
+                <w:szCs w:val="20"/>
+                <w:rtl w:val="1"/>
+              </w:rPr>
+              <w:t xml:space="preserve">دایک</w:t>
             </w:r>
           </w:p>
         </w:tc>
@@ -842,6 +836,29 @@
                 <w:rtl w:val="1"/>
               </w:rPr>
               <w:t xml:space="preserve">لەدایکبوون</w:t>
+            </w:r>
+          </w:p>
+        </w:tc>
+        <w:tc>
+          <w:tcPr/>
+          <w:p>
+            <w:pPr>
+              <w:bidi w:val="1"/>
+              <w:jc w:val="center"/>
+              <w:rPr>
+                <w:rFonts w:ascii="Noto Naskh Arabic" w:cs="Noto Naskh Arabic" w:eastAsia="Noto Naskh Arabic" w:hAnsi="Noto Naskh Arabic"/>
+                <w:sz w:val="20"/>
+                <w:szCs w:val="20"/>
+              </w:rPr>
+            </w:pPr>
+            <w:r>
+              <w:rPr>
+                <w:rFonts w:ascii="Noto Naskh Arabic" w:cs="Noto Naskh Arabic" w:eastAsia="Noto Naskh Arabic" w:hAnsi="Noto Naskh Arabic"/>
+                <w:sz w:val="20"/>
+                <w:szCs w:val="20"/>
+                <w:rtl w:val="1"/>
+              </w:rPr>
+              <w:t xml:space="preserve">هﺎوﺳﻪر</w:t>
             </w:r>
           </w:p>
         </w:tc>
@@ -905,29 +922,6 @@
                 <w:szCs w:val="20"/>
                 <w:rtl w:val="1"/>
               </w:rPr>
-              <w:t xml:space="preserve">هﺎوﺳﻪر</w:t>
-            </w:r>
-          </w:p>
-        </w:tc>
-        <w:tc>
-          <w:tcPr/>
-          <w:p>
-            <w:pPr>
-              <w:bidi w:val="1"/>
-              <w:jc w:val="center"/>
-              <w:rPr>
-                <w:rFonts w:ascii="Noto Naskh Arabic" w:cs="Noto Naskh Arabic" w:eastAsia="Noto Naskh Arabic" w:hAnsi="Noto Naskh Arabic"/>
-                <w:sz w:val="20"/>
-                <w:szCs w:val="20"/>
-              </w:rPr>
-            </w:pPr>
-            <w:r>
-              <w:rPr>
-                <w:rFonts w:ascii="Noto Naskh Arabic" w:cs="Noto Naskh Arabic" w:eastAsia="Noto Naskh Arabic" w:hAnsi="Noto Naskh Arabic"/>
-                <w:sz w:val="20"/>
-                <w:szCs w:val="20"/>
-                <w:rtl w:val="1"/>
-              </w:rPr>
               <w:t xml:space="preserve">لەدایکبوون</w:t>
             </w:r>
           </w:p>
@@ -951,8 +945,22 @@
                 <w:szCs w:val="20"/>
                 <w:rtl w:val="1"/>
               </w:rPr>
-              <w:t xml:space="preserve">ناوی</w:t>
+              <w:t xml:space="preserve">ناو</w:t>
             </w:r>
+          </w:p>
+        </w:tc>
+        <w:tc>
+          <w:tcPr/>
+          <w:p>
+            <w:pPr>
+              <w:bidi w:val="1"/>
+              <w:jc w:val="center"/>
+              <w:rPr>
+                <w:rFonts w:ascii="Noto Naskh Arabic" w:cs="Noto Naskh Arabic" w:eastAsia="Noto Naskh Arabic" w:hAnsi="Noto Naskh Arabic"/>
+                <w:sz w:val="20"/>
+                <w:szCs w:val="20"/>
+              </w:rPr>
+            </w:pPr>
             <w:r>
               <w:rPr>
                 <w:rFonts w:ascii="Noto Naskh Arabic" w:cs="Noto Naskh Arabic" w:eastAsia="Noto Naskh Arabic" w:hAnsi="Noto Naskh Arabic"/>
@@ -960,16 +968,7 @@
                 <w:szCs w:val="20"/>
                 <w:rtl w:val="1"/>
               </w:rPr>
-              <w:t xml:space="preserve"> </w:t>
-            </w:r>
-            <w:r>
-              <w:rPr>
-                <w:rFonts w:ascii="Noto Naskh Arabic" w:cs="Noto Naskh Arabic" w:eastAsia="Noto Naskh Arabic" w:hAnsi="Noto Naskh Arabic"/>
-                <w:sz w:val="20"/>
-                <w:szCs w:val="20"/>
-                <w:rtl w:val="1"/>
-              </w:rPr>
-              <w:t xml:space="preserve">دایک</w:t>
+              <w:t xml:space="preserve">ز</w:t>
             </w:r>
           </w:p>
         </w:tc>
@@ -985,7 +984,6 @@
           <w:p>
             <w:pPr>
               <w:widowControl w:val="0"/>
-              <w:bidi w:val="1"/>
               <w:rPr>
                 <w:rFonts w:ascii="Noto Naskh Arabic" w:cs="Noto Naskh Arabic" w:eastAsia="Noto Naskh Arabic" w:hAnsi="Noto Naskh Arabic"/>
                 <w:sz w:val="20"/>
@@ -1118,6 +1116,7 @@
           <w:p>
             <w:pPr>
               <w:widowControl w:val="0"/>
+              <w:bidi w:val="1"/>
               <w:rPr>
                 <w:rFonts w:ascii="Noto Naskh Arabic" w:cs="Noto Naskh Arabic" w:eastAsia="Noto Naskh Arabic" w:hAnsi="Noto Naskh Arabic"/>
                 <w:sz w:val="20"/>
@@ -1147,7 +1146,6 @@
           <w:p>
             <w:pPr>
               <w:widowControl w:val="0"/>
-              <w:bidi w:val="1"/>
               <w:rPr>
                 <w:rFonts w:ascii="Noto Naskh Arabic" w:cs="Noto Naskh Arabic" w:eastAsia="Noto Naskh Arabic" w:hAnsi="Noto Naskh Arabic"/>
                 <w:sz w:val="20"/>
@@ -1161,7 +1159,7 @@
                 <w:szCs w:val="20"/>
                 <w:rtl w:val="0"/>
               </w:rPr>
-              <w:t xml:space="preserve">{{ r.n }}</w:t>
+              <w:t xml:space="preserve">{{ r.spouse_mother_name }}</w:t>
             </w:r>
           </w:p>
         </w:tc>
@@ -1183,7 +1181,51 @@
                 <w:szCs w:val="20"/>
                 <w:rtl w:val="0"/>
               </w:rPr>
-              <w:t xml:space="preserve">{{ r.full_name }}</w:t>
+              <w:t xml:space="preserve">{{ r.spouse_year }}</w:t>
+            </w:r>
+          </w:p>
+        </w:tc>
+        <w:tc>
+          <w:tcPr/>
+          <w:p>
+            <w:pPr>
+              <w:widowControl w:val="0"/>
+              <w:rPr>
+                <w:rFonts w:ascii="Noto Naskh Arabic" w:cs="Noto Naskh Arabic" w:eastAsia="Noto Naskh Arabic" w:hAnsi="Noto Naskh Arabic"/>
+                <w:sz w:val="20"/>
+                <w:szCs w:val="20"/>
+              </w:rPr>
+            </w:pPr>
+            <w:r>
+              <w:rPr>
+                <w:rFonts w:ascii="Noto Naskh Arabic" w:cs="Noto Naskh Arabic" w:eastAsia="Noto Naskh Arabic" w:hAnsi="Noto Naskh Arabic"/>
+                <w:sz w:val="20"/>
+                <w:szCs w:val="20"/>
+                <w:rtl w:val="0"/>
+              </w:rPr>
+              <w:t xml:space="preserve">{{ r.spouse_name }}</w:t>
+            </w:r>
+          </w:p>
+        </w:tc>
+        <w:tc>
+          <w:tcPr/>
+          <w:p>
+            <w:pPr>
+              <w:widowControl w:val="0"/>
+              <w:rPr>
+                <w:rFonts w:ascii="Noto Naskh Arabic" w:cs="Noto Naskh Arabic" w:eastAsia="Noto Naskh Arabic" w:hAnsi="Noto Naskh Arabic"/>
+                <w:sz w:val="20"/>
+                <w:szCs w:val="20"/>
+              </w:rPr>
+            </w:pPr>
+            <w:r>
+              <w:rPr>
+                <w:rFonts w:ascii="Noto Naskh Arabic" w:cs="Noto Naskh Arabic" w:eastAsia="Noto Naskh Arabic" w:hAnsi="Noto Naskh Arabic"/>
+                <w:sz w:val="20"/>
+                <w:szCs w:val="20"/>
+                <w:rtl w:val="0"/>
+              </w:rPr>
+              <w:t xml:space="preserve">{{ r.mother_name }}</w:t>
             </w:r>
           </w:p>
         </w:tc>
@@ -1227,7 +1269,7 @@
                 <w:szCs w:val="20"/>
                 <w:rtl w:val="0"/>
               </w:rPr>
-              <w:t xml:space="preserve">{{ r.mother_name }}</w:t>
+              <w:t xml:space="preserve">{{ r.full_name }}</w:t>
             </w:r>
           </w:p>
         </w:tc>
@@ -1236,6 +1278,7 @@
           <w:p>
             <w:pPr>
               <w:widowControl w:val="0"/>
+              <w:bidi w:val="1"/>
               <w:rPr>
                 <w:rFonts w:ascii="Noto Naskh Arabic" w:cs="Noto Naskh Arabic" w:eastAsia="Noto Naskh Arabic" w:hAnsi="Noto Naskh Arabic"/>
                 <w:sz w:val="20"/>
@@ -1249,51 +1292,7 @@
                 <w:szCs w:val="20"/>
                 <w:rtl w:val="0"/>
               </w:rPr>
-              <w:t xml:space="preserve">{{ r.spouse_name }}</w:t>
-            </w:r>
-          </w:p>
-        </w:tc>
-        <w:tc>
-          <w:tcPr/>
-          <w:p>
-            <w:pPr>
-              <w:widowControl w:val="0"/>
-              <w:rPr>
-                <w:rFonts w:ascii="Noto Naskh Arabic" w:cs="Noto Naskh Arabic" w:eastAsia="Noto Naskh Arabic" w:hAnsi="Noto Naskh Arabic"/>
-                <w:sz w:val="20"/>
-                <w:szCs w:val="20"/>
-              </w:rPr>
-            </w:pPr>
-            <w:r>
-              <w:rPr>
-                <w:rFonts w:ascii="Noto Naskh Arabic" w:cs="Noto Naskh Arabic" w:eastAsia="Noto Naskh Arabic" w:hAnsi="Noto Naskh Arabic"/>
-                <w:sz w:val="20"/>
-                <w:szCs w:val="20"/>
-                <w:rtl w:val="0"/>
-              </w:rPr>
-              <w:t xml:space="preserve">{{ r.spouse_year }}</w:t>
-            </w:r>
-          </w:p>
-        </w:tc>
-        <w:tc>
-          <w:tcPr/>
-          <w:p>
-            <w:pPr>
-              <w:widowControl w:val="0"/>
-              <w:rPr>
-                <w:rFonts w:ascii="Noto Naskh Arabic" w:cs="Noto Naskh Arabic" w:eastAsia="Noto Naskh Arabic" w:hAnsi="Noto Naskh Arabic"/>
-                <w:sz w:val="20"/>
-                <w:szCs w:val="20"/>
-              </w:rPr>
-            </w:pPr>
-            <w:r>
-              <w:rPr>
-                <w:rFonts w:ascii="Noto Naskh Arabic" w:cs="Noto Naskh Arabic" w:eastAsia="Noto Naskh Arabic" w:hAnsi="Noto Naskh Arabic"/>
-                <w:sz w:val="20"/>
-                <w:szCs w:val="20"/>
-                <w:rtl w:val="0"/>
-              </w:rPr>
-              <w:t xml:space="preserve">{{ r.spouse_mother_name }}</w:t>
+              <w:t xml:space="preserve">{{ r.n }}</w:t>
             </w:r>
           </w:p>
         </w:tc>
@@ -1309,7 +1308,6 @@
           <w:p>
             <w:pPr>
               <w:widowControl w:val="0"/>
-              <w:bidi w:val="1"/>
               <w:rPr>
                 <w:rFonts w:ascii="Noto Naskh Arabic" w:cs="Noto Naskh Arabic" w:eastAsia="Noto Naskh Arabic" w:hAnsi="Noto Naskh Arabic"/>
                 <w:sz w:val="20"/>
@@ -1442,6 +1440,7 @@
           <w:p>
             <w:pPr>
               <w:widowControl w:val="0"/>
+              <w:bidi w:val="1"/>
               <w:rPr>
                 <w:rFonts w:ascii="Noto Naskh Arabic" w:cs="Noto Naskh Arabic" w:eastAsia="Noto Naskh Arabic" w:hAnsi="Noto Naskh Arabic"/>
                 <w:sz w:val="20"/>
@@ -3924,7 +3923,6 @@
       <w:pgSz w:h="16838" w:w="11906" w:orient="portrait"/>
       <w:pgMar w:bottom="990" w:top="868" w:left="851" w:right="851" w:header="720" w:footer="0"/>
       <w:pgNumType w:start="1"/>
-      <w:bidi/>
     </w:sectPr>
   </w:body>
 </w:document>

--- a/docs/single.docx
+++ b/docs/single.docx
@@ -1,6 +1,6 @@
 
 <file path=word/document.xml><?xml version="1.0" encoding="utf-8"?>
-<w:document xmlns:a="http://schemas.openxmlformats.org/drawingml/2006/main" xmlns:ns2="urn:schemas-microsoft-com:vml" xmlns:ns3="urn:schemas-microsoft-com:office:office" xmlns:ns4="http://schemas.openxmlformats.org/markup-compatibility/2006" xmlns:ns7="http://schemas.microsoft.com/office/word/2010/wordprocessingShape" xmlns:pic="http://schemas.openxmlformats.org/drawingml/2006/picture" xmlns:r="http://schemas.openxmlformats.org/officeDocument/2006/relationships" xmlns:w="http://schemas.openxmlformats.org/wordprocessingml/2006/main" xmlns:w14="http://schemas.microsoft.com/office/word/2010/wordml" xmlns:wp="http://schemas.openxmlformats.org/drawingml/2006/wordprocessingDrawing">
+<w:document xmlns:mc="http://schemas.openxmlformats.org/markup-compatibility/2006" xmlns:o="urn:schemas-microsoft-com:office:office" xmlns:r="http://schemas.openxmlformats.org/officeDocument/2006/relationships" xmlns:m="http://schemas.openxmlformats.org/officeDocument/2006/math" xmlns:v="urn:schemas-microsoft-com:vml" xmlns:wp="http://schemas.openxmlformats.org/drawingml/2006/wordprocessingDrawing" xmlns:w10="urn:schemas-microsoft-com:office:word" xmlns:w="http://schemas.openxmlformats.org/wordprocessingml/2006/main" xmlns:wne="http://schemas.microsoft.com/office/word/2006/wordml" xmlns:sl="http://schemas.openxmlformats.org/schemaLibrary/2006/main" xmlns:a="http://schemas.openxmlformats.org/drawingml/2006/main" xmlns:pic="http://schemas.openxmlformats.org/drawingml/2006/picture" xmlns:c="http://schemas.openxmlformats.org/drawingml/2006/chart" xmlns:lc="http://schemas.openxmlformats.org/drawingml/2006/lockedCanvas" xmlns:dgm="http://schemas.openxmlformats.org/drawingml/2006/diagram" xmlns:wps="http://schemas.microsoft.com/office/word/2010/wordprocessingShape" xmlns:wpg="http://schemas.microsoft.com/office/word/2010/wordprocessingGroup" xmlns:w14="http://schemas.microsoft.com/office/word/2010/wordml" xmlns:w15="http://schemas.microsoft.com/office/word/2012/wordml" xmlns:w16="http://schemas.microsoft.com/office/word/2018/wordml" xmlns:w16cex="http://schemas.microsoft.com/office/word/2018/wordml/cex" xmlns:w16cid="http://schemas.microsoft.com/office/word/2016/wordml/cid" xmlns="http://schemas.microsoft.com/office/tasks/2019/documenttasks" xmlns:cr="http://schemas.microsoft.com/office/comments/2020/reactions">
   <w:body>
     <w:p>
       <w:pPr>
@@ -13,7 +13,7 @@
       </w:pPr>
       <w:r>
         <w:pict>
-          <ns2:rect style="width:0.0pt;height:1.5pt" ns3:hr="t" ns3:hrstd="t" ns3:hralign="center" fillcolor="#A0A0A0" stroked="f"/>
+          <v:rect style="width:0.0pt;height:1.5pt" o:hr="t" o:hrstd="t" o:hralign="center" fillcolor="#A0A0A0" stroked="f"/>
         </w:pict>
       </w:r>
       <w:r>
@@ -724,11 +724,6 @@
         </w:rPr>
         <w:t xml:space="preserve">:</w:t>
       </w:r>
-      <w:r>
-        <w:rPr>
-          <w:rtl w:val="0"/>
-        </w:rPr>
-      </w:r>
     </w:p>
     <w:p>
       <w:pPr>
@@ -747,7 +742,7 @@
     <w:tbl>
       <w:tblPr>
         <w:tblStyle w:val="Table1"/>
-        <w:tblW w:w="10204" w:type="dxa"/>
+        <w:tblW w:w="10204.0" w:type="dxa"/>
         <w:jc w:val="left"/>
         <w:tblBorders>
           <w:top w:color="000000" w:space="0" w:sz="8" w:val="single"/>
@@ -768,6 +763,17 @@
         <w:gridCol w:w="1020"/>
         <w:gridCol w:w="2200"/>
         <w:gridCol w:w="620"/>
+        <w:tblGridChange w:id="0">
+          <w:tblGrid>
+            <w:gridCol w:w="1575"/>
+            <w:gridCol w:w="1020"/>
+            <w:gridCol w:w="2194"/>
+            <w:gridCol w:w="1575"/>
+            <w:gridCol w:w="1020"/>
+            <w:gridCol w:w="2200"/>
+            <w:gridCol w:w="620"/>
+          </w:tblGrid>
+        </w:tblGridChange>
       </w:tblGrid>
       <w:tr>
         <w:trPr>
@@ -1014,12 +1020,8 @@
             </w:pPr>
             <w:r>
               <w:rPr>
-                <w:rFonts w:ascii="Noto Naskh Arabic" w:cs="Noto Naskh Arabic" w:eastAsia="Noto Naskh Arabic" w:hAnsi="Noto Naskh Arabic"/>
-                <w:sz w:val="20"/>
-                <w:szCs w:val="20"/>
                 <w:rtl w:val="0"/>
               </w:rPr>
-              <w:t xml:space="preserve"/>
             </w:r>
           </w:p>
         </w:tc>
@@ -1036,12 +1038,8 @@
             </w:pPr>
             <w:r>
               <w:rPr>
-                <w:rFonts w:ascii="Noto Naskh Arabic" w:cs="Noto Naskh Arabic" w:eastAsia="Noto Naskh Arabic" w:hAnsi="Noto Naskh Arabic"/>
-                <w:sz w:val="20"/>
-                <w:szCs w:val="20"/>
                 <w:rtl w:val="0"/>
               </w:rPr>
-              <w:t xml:space="preserve"/>
             </w:r>
           </w:p>
         </w:tc>
@@ -1058,12 +1056,8 @@
             </w:pPr>
             <w:r>
               <w:rPr>
-                <w:rFonts w:ascii="Noto Naskh Arabic" w:cs="Noto Naskh Arabic" w:eastAsia="Noto Naskh Arabic" w:hAnsi="Noto Naskh Arabic"/>
-                <w:sz w:val="20"/>
-                <w:szCs w:val="20"/>
                 <w:rtl w:val="0"/>
               </w:rPr>
-              <w:t xml:space="preserve"/>
             </w:r>
           </w:p>
         </w:tc>
@@ -1080,12 +1074,8 @@
             </w:pPr>
             <w:r>
               <w:rPr>
-                <w:rFonts w:ascii="Noto Naskh Arabic" w:cs="Noto Naskh Arabic" w:eastAsia="Noto Naskh Arabic" w:hAnsi="Noto Naskh Arabic"/>
-                <w:sz w:val="20"/>
-                <w:szCs w:val="20"/>
                 <w:rtl w:val="0"/>
               </w:rPr>
-              <w:t xml:space="preserve"/>
             </w:r>
           </w:p>
         </w:tc>
@@ -1102,12 +1092,8 @@
             </w:pPr>
             <w:r>
               <w:rPr>
-                <w:rFonts w:ascii="Noto Naskh Arabic" w:cs="Noto Naskh Arabic" w:eastAsia="Noto Naskh Arabic" w:hAnsi="Noto Naskh Arabic"/>
-                <w:sz w:val="20"/>
-                <w:szCs w:val="20"/>
                 <w:rtl w:val="0"/>
               </w:rPr>
-              <w:t xml:space="preserve"/>
             </w:r>
           </w:p>
         </w:tc>
@@ -1125,12 +1111,8 @@
             </w:pPr>
             <w:r>
               <w:rPr>
-                <w:rFonts w:ascii="Noto Naskh Arabic" w:cs="Noto Naskh Arabic" w:eastAsia="Noto Naskh Arabic" w:hAnsi="Noto Naskh Arabic"/>
-                <w:sz w:val="20"/>
-                <w:szCs w:val="20"/>
                 <w:rtl w:val="0"/>
               </w:rPr>
-              <w:t xml:space="preserve"/>
             </w:r>
           </w:p>
         </w:tc>
@@ -1338,12 +1320,8 @@
             </w:pPr>
             <w:r>
               <w:rPr>
-                <w:rFonts w:ascii="Noto Naskh Arabic" w:cs="Noto Naskh Arabic" w:eastAsia="Noto Naskh Arabic" w:hAnsi="Noto Naskh Arabic"/>
-                <w:sz w:val="20"/>
-                <w:szCs w:val="20"/>
                 <w:rtl w:val="0"/>
               </w:rPr>
-              <w:t xml:space="preserve"/>
             </w:r>
           </w:p>
         </w:tc>
@@ -1360,12 +1338,8 @@
             </w:pPr>
             <w:r>
               <w:rPr>
-                <w:rFonts w:ascii="Noto Naskh Arabic" w:cs="Noto Naskh Arabic" w:eastAsia="Noto Naskh Arabic" w:hAnsi="Noto Naskh Arabic"/>
-                <w:sz w:val="20"/>
-                <w:szCs w:val="20"/>
                 <w:rtl w:val="0"/>
               </w:rPr>
-              <w:t xml:space="preserve"/>
             </w:r>
           </w:p>
         </w:tc>
@@ -1382,12 +1356,8 @@
             </w:pPr>
             <w:r>
               <w:rPr>
-                <w:rFonts w:ascii="Noto Naskh Arabic" w:cs="Noto Naskh Arabic" w:eastAsia="Noto Naskh Arabic" w:hAnsi="Noto Naskh Arabic"/>
-                <w:sz w:val="20"/>
-                <w:szCs w:val="20"/>
                 <w:rtl w:val="0"/>
               </w:rPr>
-              <w:t xml:space="preserve"/>
             </w:r>
           </w:p>
         </w:tc>
@@ -1404,12 +1374,8 @@
             </w:pPr>
             <w:r>
               <w:rPr>
-                <w:rFonts w:ascii="Noto Naskh Arabic" w:cs="Noto Naskh Arabic" w:eastAsia="Noto Naskh Arabic" w:hAnsi="Noto Naskh Arabic"/>
-                <w:sz w:val="20"/>
-                <w:szCs w:val="20"/>
                 <w:rtl w:val="0"/>
               </w:rPr>
-              <w:t xml:space="preserve"/>
             </w:r>
           </w:p>
         </w:tc>
@@ -1426,12 +1392,8 @@
             </w:pPr>
             <w:r>
               <w:rPr>
-                <w:rFonts w:ascii="Noto Naskh Arabic" w:cs="Noto Naskh Arabic" w:eastAsia="Noto Naskh Arabic" w:hAnsi="Noto Naskh Arabic"/>
-                <w:sz w:val="20"/>
-                <w:szCs w:val="20"/>
                 <w:rtl w:val="0"/>
               </w:rPr>
-              <w:t xml:space="preserve"/>
             </w:r>
           </w:p>
         </w:tc>
@@ -1449,45 +1411,13 @@
             </w:pPr>
             <w:r>
               <w:rPr>
-                <w:rFonts w:ascii="Noto Naskh Arabic" w:cs="Noto Naskh Arabic" w:eastAsia="Noto Naskh Arabic" w:hAnsi="Noto Naskh Arabic"/>
-                <w:sz w:val="20"/>
-                <w:szCs w:val="20"/>
                 <w:rtl w:val="0"/>
               </w:rPr>
-              <w:t xml:space="preserve"/>
             </w:r>
           </w:p>
         </w:tc>
       </w:tr>
     </w:tbl>
-    <w:p>
-      <w:pPr>
-        <w:bidi w:val="1"/>
-        <w:jc w:val="both"/>
-        <w:rPr>
-          <w:rFonts w:ascii="Noto Naskh Arabic" w:cs="Noto Naskh Arabic" w:eastAsia="Noto Naskh Arabic" w:hAnsi="Noto Naskh Arabic"/>
-        </w:rPr>
-      </w:pPr>
-      <w:r>
-        <w:rPr>
-          <w:rtl w:val="0"/>
-        </w:rPr>
-      </w:r>
-    </w:p>
-    <w:p>
-      <w:pPr>
-        <w:bidi w:val="1"/>
-        <w:jc w:val="both"/>
-        <w:rPr>
-          <w:rFonts w:ascii="Noto Naskh Arabic" w:cs="Noto Naskh Arabic" w:eastAsia="Noto Naskh Arabic" w:hAnsi="Noto Naskh Arabic"/>
-        </w:rPr>
-      </w:pPr>
-      <w:r>
-        <w:rPr>
-          <w:rtl w:val="0"/>
-        </w:rPr>
-      </w:r>
-    </w:p>
     <w:p>
       <w:pPr>
         <w:bidi w:val="1"/>
@@ -1697,19 +1627,20 @@
         <w:jc w:val="left"/>
         <w:rPr>
           <w:rFonts w:ascii="Noto Naskh Arabic" w:cs="Noto Naskh Arabic" w:eastAsia="Noto Naskh Arabic" w:hAnsi="Noto Naskh Arabic"/>
-          <w:vertAlign w:val="baseline"/>
-        </w:rPr>
-      </w:pPr>
-      <w:r>
-        <w:rPr>
-          <w:rtl w:val="0"/>
-        </w:rPr>
-      </w:r>
-      <w:r>
-        <w:rPr>
-          <w:rFonts w:ascii="Noto Naskh Arabic" w:cs="Noto Naskh Arabic" w:eastAsia="Noto Naskh Arabic" w:hAnsi="Noto Naskh Arabic"/>
           <w:b w:val="1"/>
           <w:bCs w:val="1"/>
+        </w:rPr>
+      </w:pPr>
+      <w:r>
+        <w:rPr>
+          <w:rtl w:val="0"/>
+        </w:rPr>
+      </w:r>
+      <w:r>
+        <w:rPr>
+          <w:rFonts w:ascii="Noto Naskh Arabic" w:cs="Noto Naskh Arabic" w:eastAsia="Noto Naskh Arabic" w:hAnsi="Noto Naskh Arabic"/>
+          <w:b w:val="1"/>
+          <w:bCs w:val="1"/>
           <w:i w:val="0"/>
           <w:iCs w:val="0"/>
           <w:smallCaps w:val="0"/>
@@ -1838,36 +1769,6 @@
         </w:rPr>
         <w:t xml:space="preserve">                                                                                               </w:t>
       </w:r>
-      <w:r>
-        <w:rPr>
-          <w:rtl w:val="0"/>
-        </w:rPr>
-      </w:r>
-    </w:p>
-    <w:p>
-      <w:pPr>
-        <w:keepNext w:val="0"/>
-        <w:keepLines w:val="0"/>
-        <w:pageBreakBefore w:val="0"/>
-        <w:widowControl w:val="1"/>
-        <w:pBdr>
-          <w:top w:space="0" w:sz="0" w:val="nil"/>
-          <w:left w:space="0" w:sz="0" w:val="nil"/>
-          <w:bottom w:space="0" w:sz="0" w:val="nil"/>
-          <w:right w:space="0" w:sz="0" w:val="nil"/>
-          <w:between w:space="0" w:sz="0" w:val="nil"/>
-        </w:pBdr>
-        <w:shd w:fill="auto" w:val="clear"/>
-        <w:bidi w:val="1"/>
-        <w:spacing w:after="0" w:before="0" w:line="240" w:lineRule="auto"/>
-        <w:ind w:left="0" w:right="0" w:firstLine="0"/>
-        <w:jc w:val="both"/>
-        <w:rPr>
-          <w:rFonts w:ascii="Noto Naskh Arabic" w:cs="Noto Naskh Arabic" w:eastAsia="Noto Naskh Arabic" w:hAnsi="Noto Naskh Arabic"/>
-          <w:b w:val="1"/>
-          <w:bCs w:val="1"/>
-        </w:rPr>
-      </w:pPr>
       <w:r>
         <w:rPr>
           <w:rtl w:val="0"/>
@@ -2140,41 +2041,6 @@
         </w:rPr>
         <w:t xml:space="preserve">.</w:t>
       </w:r>
-    </w:p>
-    <w:p>
-      <w:pPr>
-        <w:keepNext w:val="0"/>
-        <w:keepLines w:val="0"/>
-        <w:pageBreakBefore w:val="0"/>
-        <w:widowControl w:val="1"/>
-        <w:pBdr>
-          <w:top w:space="0" w:sz="0" w:val="nil"/>
-          <w:left w:space="0" w:sz="0" w:val="nil"/>
-          <w:bottom w:space="0" w:sz="0" w:val="nil"/>
-          <w:right w:space="0" w:sz="0" w:val="nil"/>
-          <w:between w:space="0" w:sz="0" w:val="nil"/>
-        </w:pBdr>
-        <w:shd w:fill="auto" w:val="clear"/>
-        <w:bidi w:val="1"/>
-        <w:spacing w:after="0" w:before="0" w:line="240" w:lineRule="auto"/>
-        <w:ind w:left="0" w:right="0" w:firstLine="0"/>
-        <w:jc w:val="both"/>
-        <w:rPr>
-          <w:rFonts w:ascii="Noto Naskh Arabic" w:cs="Noto Naskh Arabic" w:eastAsia="Noto Naskh Arabic" w:hAnsi="Noto Naskh Arabic"/>
-          <w:b w:val="0"/>
-          <w:bCs w:val="0"/>
-          <w:i w:val="0"/>
-          <w:iCs w:val="0"/>
-          <w:smallCaps w:val="0"/>
-          <w:strike w:val="0"/>
-          <w:color w:val="000000"/>
-          <w:sz w:val="12"/>
-          <w:szCs w:val="12"/>
-          <w:u w:val="none"/>
-          <w:shd w:fill="auto" w:val="clear"/>
-          <w:vertAlign w:val="baseline"/>
-        </w:rPr>
-      </w:pPr>
       <w:r>
         <w:rPr>
           <w:rtl w:val="0"/>
@@ -2517,29 +2383,29 @@
         </w:rPr>
       </w:r>
       <w:r>
-        <ns4:AlternateContent>
-          <ns4:Choice Requires="wpg">
+        <mc:AlternateContent>
+          <mc:Choice Requires="wpg">
             <w:drawing>
               <wp:anchor allowOverlap="1" behindDoc="0" distB="0" distT="0" distL="114300" distR="114300" hidden="0" layoutInCell="1" locked="0" relativeHeight="0" simplePos="0">
                 <wp:simplePos x="0" y="0"/>
                 <wp:positionH relativeFrom="column">
-                  <wp:posOffset>-323849</wp:posOffset>
+                  <wp:posOffset>-328610</wp:posOffset>
                 </wp:positionH>
                 <wp:positionV relativeFrom="paragraph">
-                  <wp:posOffset>171450</wp:posOffset>
+                  <wp:posOffset>166688</wp:posOffset>
                 </wp:positionV>
-                <wp:extent cx="2781300" cy="371475"/>
+                <wp:extent cx="2790825" cy="381000"/>
                 <wp:effectExtent b="0" l="0" r="0" t="0"/>
                 <wp:wrapNone/>
-                <wp:docPr id="1" name=""/>
+                <wp:docPr id="6" name=""/>
                 <a:graphic>
                   <a:graphicData uri="http://schemas.microsoft.com/office/word/2010/wordprocessingShape">
-                    <ns7:wsp>
-                      <ns7:cNvSpPr/>
-                      <ns7:cNvPr id="2" name="Shape 2"/>
-                      <ns7:spPr>
+                    <wps:wsp>
+                      <wps:cNvSpPr/>
+                      <wps:cNvPr id="12" name="Shape 12"/>
+                      <wps:spPr>
                         <a:xfrm>
-                          <a:off x="3378875" y="2971900"/>
+                          <a:off x="3647100" y="3628200"/>
                           <a:ext cx="3397800" cy="303600"/>
                         </a:xfrm>
                         <a:prstGeom prst="rect">
@@ -2549,15 +2415,15 @@
                         <a:ln>
                           <a:noFill/>
                         </a:ln>
-                      </ns7:spPr>
-                      <ns7:txbx>
+                      </wps:spPr>
+                      <wps:txbx>
                         <w:txbxContent>
                           <w:p>
                             <w:pPr>
                               <w:bidi w:val="1"/>
                               <w:spacing w:after="0" w:before="0" w:line="240"/>
                               <w:ind w:left="0" w:right="0" w:firstLine="0"/>
-                              <w:jc w:val="right"/>
+                              <w:jc w:val="left"/>
                               <w:textDirection w:val="tbRl"/>
                             </w:pPr>
                             <w:r>
@@ -2595,35 +2461,35 @@
                             </w:r>
                           </w:p>
                         </w:txbxContent>
-                      </ns7:txbx>
-                      <ns7:bodyPr anchorCtr="0" anchor="t" bIns="45700" lIns="91425" spcFirstLastPara="1" rIns="91425" wrap="square" tIns="45700">
+                      </wps:txbx>
+                      <wps:bodyPr anchorCtr="0" anchor="t" bIns="45700" lIns="91425" spcFirstLastPara="1" rIns="91425" wrap="square" tIns="45700">
                         <a:noAutofit/>
-                      </ns7:bodyPr>
-                    </ns7:wsp>
+                      </wps:bodyPr>
+                    </wps:wsp>
                   </a:graphicData>
                 </a:graphic>
               </wp:anchor>
             </w:drawing>
-          </ns4:Choice>
-          <ns4:Fallback>
+          </mc:Choice>
+          <mc:Fallback>
             <w:drawing>
               <wp:anchor allowOverlap="1" behindDoc="0" distB="0" distT="0" distL="114300" distR="114300" hidden="0" layoutInCell="1" locked="0" relativeHeight="0" simplePos="0">
                 <wp:simplePos x="0" y="0"/>
                 <wp:positionH relativeFrom="column">
-                  <wp:posOffset>-323849</wp:posOffset>
+                  <wp:posOffset>-328610</wp:posOffset>
                 </wp:positionH>
                 <wp:positionV relativeFrom="paragraph">
-                  <wp:posOffset>171450</wp:posOffset>
+                  <wp:posOffset>166688</wp:posOffset>
                 </wp:positionV>
-                <wp:extent cx="2781300" cy="371475"/>
+                <wp:extent cx="2790825" cy="381000"/>
                 <wp:effectExtent b="0" l="0" r="0" t="0"/>
                 <wp:wrapNone/>
-                <wp:docPr id="1" name="image1.png"/>
+                <wp:docPr id="6" name="image7.png"/>
                 <a:graphic>
                   <a:graphicData uri="http://schemas.openxmlformats.org/drawingml/2006/picture">
                     <pic:pic>
                       <pic:nvPicPr>
-                        <pic:cNvPr id="0" name="image1.png"/>
+                        <pic:cNvPr id="0" name="image7.png"/>
                         <pic:cNvPicPr preferRelativeResize="0"/>
                       </pic:nvPicPr>
                       <pic:blipFill>
@@ -2636,7 +2502,7 @@
                       <pic:spPr>
                         <a:xfrm>
                           <a:off x="0" y="0"/>
-                          <a:ext cx="2781300" cy="371475"/>
+                          <a:ext cx="2790825" cy="381000"/>
                         </a:xfrm>
                         <a:prstGeom prst="rect"/>
                         <a:ln/>
@@ -2646,31 +2512,31 @@
                 </a:graphic>
               </wp:anchor>
             </w:drawing>
-          </ns4:Fallback>
-        </ns4:AlternateContent>
-      </w:r>
-      <w:r>
-        <ns4:AlternateContent>
-          <ns4:Choice Requires="wpg">
+          </mc:Fallback>
+        </mc:AlternateContent>
+      </w:r>
+      <w:r>
+        <mc:AlternateContent>
+          <mc:Choice Requires="wpg">
             <w:drawing>
               <wp:anchor allowOverlap="1" behindDoc="0" distB="0" distT="0" distL="114300" distR="114300" hidden="0" layoutInCell="1" locked="0" relativeHeight="0" simplePos="0">
                 <wp:simplePos x="0" y="0"/>
                 <wp:positionH relativeFrom="column">
-                  <wp:posOffset>2457450</wp:posOffset>
+                  <wp:posOffset>2452688</wp:posOffset>
                 </wp:positionH>
                 <wp:positionV relativeFrom="paragraph">
-                  <wp:posOffset>220294</wp:posOffset>
+                  <wp:posOffset>215531</wp:posOffset>
                 </wp:positionV>
-                <wp:extent cx="229235" cy="280670"/>
+                <wp:extent cx="238760" cy="290195"/>
                 <wp:effectExtent b="0" l="0" r="0" t="0"/>
                 <wp:wrapNone/>
                 <wp:docPr id="5" name=""/>
                 <a:graphic>
                   <a:graphicData uri="http://schemas.microsoft.com/office/word/2010/wordprocessingShape">
-                    <ns7:wsp>
-                      <ns7:cNvSpPr/>
-                      <ns7:cNvPr id="9" name="Shape 9"/>
-                      <ns7:spPr>
+                    <wps:wsp>
+                      <wps:cNvSpPr/>
+                      <wps:cNvPr id="11" name="Shape 11"/>
+                      <wps:spPr>
                         <a:xfrm>
                           <a:off x="5236145" y="3644428"/>
                           <a:ext cx="219710" cy="271145"/>
@@ -2689,12 +2555,12 @@
                             <a:srgbClr val="000000"/>
                           </a:solidFill>
                           <a:prstDash val="solid"/>
-                          <a:miter lim="8000"/>
+                          <a:miter lim="80"/>
                           <a:headEnd len="sm" w="sm" type="none"/>
                           <a:tailEnd len="sm" w="sm" type="none"/>
                         </a:ln>
-                      </ns7:spPr>
-                      <ns7:txbx>
+                      </wps:spPr>
+                      <wps:txbx>
                         <w:txbxContent>
                           <w:p>
                             <w:pPr>
@@ -2705,27 +2571,27 @@
                             </w:pPr>
                           </w:p>
                         </w:txbxContent>
-                      </ns7:txbx>
-                      <ns7:bodyPr anchorCtr="0" anchor="ctr" bIns="91425" lIns="91425" spcFirstLastPara="1" rIns="91425" wrap="square" tIns="91425">
+                      </wps:txbx>
+                      <wps:bodyPr anchorCtr="0" anchor="ctr" bIns="91425" lIns="91425" spcFirstLastPara="1" rIns="91425" wrap="square" tIns="91425">
                         <a:noAutofit/>
-                      </ns7:bodyPr>
-                    </ns7:wsp>
+                      </wps:bodyPr>
+                    </wps:wsp>
                   </a:graphicData>
                 </a:graphic>
               </wp:anchor>
             </w:drawing>
-          </ns4:Choice>
-          <ns4:Fallback>
+          </mc:Choice>
+          <mc:Fallback>
             <w:drawing>
               <wp:anchor allowOverlap="1" behindDoc="0" distB="0" distT="0" distL="114300" distR="114300" hidden="0" layoutInCell="1" locked="0" relativeHeight="0" simplePos="0">
                 <wp:simplePos x="0" y="0"/>
                 <wp:positionH relativeFrom="column">
-                  <wp:posOffset>2457450</wp:posOffset>
+                  <wp:posOffset>2452688</wp:posOffset>
                 </wp:positionH>
                 <wp:positionV relativeFrom="paragraph">
-                  <wp:posOffset>220294</wp:posOffset>
+                  <wp:posOffset>215531</wp:posOffset>
                 </wp:positionV>
-                <wp:extent cx="229235" cy="280670"/>
+                <wp:extent cx="238760" cy="290195"/>
                 <wp:effectExtent b="0" l="0" r="0" t="0"/>
                 <wp:wrapNone/>
                 <wp:docPr id="5" name="image6.png"/>
@@ -2746,7 +2612,7 @@
                       <pic:spPr>
                         <a:xfrm>
                           <a:off x="0" y="0"/>
-                          <a:ext cx="229235" cy="280670"/>
+                          <a:ext cx="238760" cy="290195"/>
                         </a:xfrm>
                         <a:prstGeom prst="rect"/>
                         <a:ln/>
@@ -2756,8 +2622,8 @@
                 </a:graphic>
               </wp:anchor>
             </w:drawing>
-          </ns4:Fallback>
-        </ns4:AlternateContent>
+          </mc:Fallback>
+        </mc:AlternateContent>
       </w:r>
     </w:p>
     <w:p>
@@ -2967,6 +2833,11 @@
         </w:rPr>
         <w:t xml:space="preserve">سلێمانی</w:t>
       </w:r>
+      <w:r>
+        <w:rPr>
+          <w:rtl w:val="0"/>
+        </w:rPr>
+      </w:r>
     </w:p>
     <w:p>
       <w:pPr>
@@ -3156,6 +3027,11 @@
         </w:rPr>
         <w:t xml:space="preserve">.</w:t>
       </w:r>
+      <w:r>
+        <w:rPr>
+          <w:rtl w:val="0"/>
+        </w:rPr>
+      </w:r>
     </w:p>
     <w:p>
       <w:pPr>
@@ -3383,6 +3259,11 @@
         </w:rPr>
         <w:t xml:space="preserve">.</w:t>
       </w:r>
+      <w:r>
+        <w:rPr>
+          <w:rtl w:val="0"/>
+        </w:rPr>
+      </w:r>
     </w:p>
     <w:p>
       <w:pPr>
@@ -3800,6 +3681,11 @@
         </w:rPr>
         <w:t xml:space="preserve">.</w:t>
       </w:r>
+      <w:r>
+        <w:rPr>
+          <w:rtl w:val="0"/>
+        </w:rPr>
+      </w:r>
     </w:p>
     <w:p>
       <w:pPr>
@@ -3913,6 +3799,11 @@
         </w:rPr>
         <w:t xml:space="preserve">.</w:t>
       </w:r>
+      <w:r>
+        <w:rPr>
+          <w:rtl w:val="0"/>
+        </w:rPr>
+      </w:r>
     </w:p>
     <w:sectPr>
       <w:headerReference r:id="rId7" w:type="default"/>
@@ -3934,111 +3825,6 @@
     <w:pPr>
       <w:keepNext w:val="0"/>
       <w:keepLines w:val="0"/>
-      <w:pageBreakBefore w:val="0"/>
-      <w:widowControl w:val="1"/>
-      <w:pBdr>
-        <w:top w:space="0" w:sz="0" w:val="nil"/>
-        <w:left w:space="0" w:sz="0" w:val="nil"/>
-        <w:bottom w:space="0" w:sz="0" w:val="nil"/>
-        <w:right w:space="0" w:sz="0" w:val="nil"/>
-        <w:between w:space="0" w:sz="0" w:val="nil"/>
-      </w:pBdr>
-      <w:shd w:fill="auto" w:val="clear"/>
-      <w:spacing w:after="0" w:before="0" w:line="240" w:lineRule="auto"/>
-      <w:ind w:left="0" w:right="0" w:firstLine="0"/>
-      <w:jc w:val="left"/>
-      <w:rPr>
-        <w:rFonts w:ascii="Times New Roman" w:cs="Times New Roman" w:eastAsia="Times New Roman" w:hAnsi="Times New Roman"/>
-        <w:b w:val="0"/>
-        <w:bCs w:val="0"/>
-        <w:i w:val="0"/>
-        <w:iCs w:val="0"/>
-        <w:smallCaps w:val="0"/>
-        <w:strike w:val="0"/>
-        <w:color w:val="000000"/>
-        <w:sz w:val="24"/>
-        <w:szCs w:val="24"/>
-        <w:u w:val="none"/>
-        <w:shd w:fill="auto" w:val="clear"/>
-        <w:vertAlign w:val="baseline"/>
-      </w:rPr>
-    </w:pPr>
-    <w:r>
-      <w:rPr>
-        <w:rFonts w:ascii="Times New Roman" w:cs="Times New Roman" w:eastAsia="Times New Roman" w:hAnsi="Times New Roman"/>
-        <w:b w:val="0"/>
-        <w:bCs w:val="0"/>
-        <w:i w:val="0"/>
-        <w:iCs w:val="0"/>
-        <w:smallCaps w:val="0"/>
-        <w:strike w:val="0"/>
-        <w:color w:val="000000"/>
-        <w:sz w:val="24"/>
-        <w:szCs w:val="24"/>
-        <w:u w:val="none"/>
-        <w:shd w:fill="auto" w:val="clear"/>
-        <w:vertAlign w:val="baseline"/>
-      </w:rPr>
-      <w:fldChar w:fldCharType="begin"/>
-      <w:instrText xml:space="preserve">PAGE</w:instrText>
-      <w:fldChar w:fldCharType="separate"/>
-      <w:fldChar w:fldCharType="end"/>
-    </w:r>
-    <w:r>
-      <w:rPr>
-        <w:rtl w:val="0"/>
-      </w:rPr>
-    </w:r>
-  </w:p>
-  <w:p>
-    <w:pPr>
-      <w:keepNext w:val="0"/>
-      <w:keepLines w:val="0"/>
-      <w:pageBreakBefore w:val="0"/>
-      <w:widowControl w:val="1"/>
-      <w:pBdr>
-        <w:top w:space="0" w:sz="0" w:val="nil"/>
-        <w:left w:space="0" w:sz="0" w:val="nil"/>
-        <w:bottom w:space="0" w:sz="0" w:val="nil"/>
-        <w:right w:space="0" w:sz="0" w:val="nil"/>
-        <w:between w:space="0" w:sz="0" w:val="nil"/>
-      </w:pBdr>
-      <w:shd w:fill="auto" w:val="clear"/>
-      <w:spacing w:after="0" w:before="0" w:line="240" w:lineRule="auto"/>
-      <w:ind w:left="0" w:right="0" w:firstLine="360"/>
-      <w:jc w:val="left"/>
-      <w:rPr>
-        <w:rFonts w:ascii="Times New Roman" w:cs="Times New Roman" w:eastAsia="Times New Roman" w:hAnsi="Times New Roman"/>
-        <w:b w:val="0"/>
-        <w:bCs w:val="0"/>
-        <w:i w:val="0"/>
-        <w:iCs w:val="0"/>
-        <w:smallCaps w:val="0"/>
-        <w:strike w:val="0"/>
-        <w:color w:val="000000"/>
-        <w:sz w:val="24"/>
-        <w:szCs w:val="24"/>
-        <w:u w:val="none"/>
-        <w:shd w:fill="auto" w:val="clear"/>
-        <w:vertAlign w:val="baseline"/>
-      </w:rPr>
-    </w:pPr>
-    <w:r>
-      <w:rPr>
-        <w:rtl w:val="0"/>
-      </w:rPr>
-    </w:r>
-  </w:p>
-</w:ftr>
-</file>
-
-<file path=word/footer2.xml><?xml version="1.0" encoding="utf-8"?>
-<w:ftr xmlns:mc="http://schemas.openxmlformats.org/markup-compatibility/2006" xmlns:o="urn:schemas-microsoft-com:office:office" xmlns:r="http://schemas.openxmlformats.org/officeDocument/2006/relationships" xmlns:m="http://schemas.openxmlformats.org/officeDocument/2006/math" xmlns:v="urn:schemas-microsoft-com:vml" xmlns:wp="http://schemas.openxmlformats.org/drawingml/2006/wordprocessingDrawing" xmlns:w10="urn:schemas-microsoft-com:office:word" xmlns:w="http://schemas.openxmlformats.org/wordprocessingml/2006/main" xmlns:wne="http://schemas.microsoft.com/office/word/2006/wordml" xmlns:sl="http://schemas.openxmlformats.org/schemaLibrary/2006/main" xmlns:a="http://schemas.openxmlformats.org/drawingml/2006/main" xmlns:pic="http://schemas.openxmlformats.org/drawingml/2006/picture" xmlns:c="http://schemas.openxmlformats.org/drawingml/2006/chart" xmlns:lc="http://schemas.openxmlformats.org/drawingml/2006/lockedCanvas" xmlns:dgm="http://schemas.openxmlformats.org/drawingml/2006/diagram" xmlns:wps="http://schemas.microsoft.com/office/word/2010/wordprocessingShape" xmlns:wpg="http://schemas.microsoft.com/office/word/2010/wordprocessingGroup" xmlns:w14="http://schemas.microsoft.com/office/word/2010/wordml" xmlns:w15="http://schemas.microsoft.com/office/word/2012/wordml" xmlns:w16="http://schemas.microsoft.com/office/word/2018/wordml" xmlns:w16cex="http://schemas.microsoft.com/office/word/2018/wordml/cex" xmlns:w16cid="http://schemas.microsoft.com/office/word/2016/wordml/cid" xmlns="http://schemas.microsoft.com/office/tasks/2019/documenttasks" xmlns:cr="http://schemas.microsoft.com/office/comments/2020/reactions">
-  <w:p>
-    <w:pPr>
-      <w:keepNext w:val="0"/>
-      <w:keepLines w:val="0"/>
-      <w:pageBreakBefore w:val="0"/>
       <w:widowControl w:val="1"/>
       <w:pBdr>
         <w:top w:space="0" w:sz="0" w:val="nil"/>
@@ -4232,7 +4018,7 @@
             <wp:anchor allowOverlap="1" behindDoc="0" distB="0" distT="0" distL="114300" distR="114300" hidden="0" layoutInCell="1" locked="0" relativeHeight="0" simplePos="0">
               <wp:simplePos x="0" y="0"/>
               <wp:positionH relativeFrom="column">
-                <wp:posOffset>70486</wp:posOffset>
+                <wp:posOffset>70487</wp:posOffset>
               </wp:positionH>
               <wp:positionV relativeFrom="paragraph">
                 <wp:posOffset>163830</wp:posOffset>
@@ -4240,7 +4026,7 @@
               <wp:extent cx="1654810" cy="375285"/>
               <wp:effectExtent b="0" l="0" r="0" t="0"/>
               <wp:wrapNone/>
-              <wp:docPr id="3" name=""/>
+              <wp:docPr id="4" name=""/>
               <a:graphic>
                 <a:graphicData uri="http://schemas.microsoft.com/office/word/2010/wordprocessingGroup">
                   <wpg:wgp>
@@ -4259,17 +4045,17 @@
                         <a:xfrm>
                           <a:off x="4518595" y="3592358"/>
                           <a:ext cx="1654810" cy="375285"/>
-                          <a:chOff x="1916" y="16029"/>
-                          <a:chExt cx="2606" cy="591"/>
+                          <a:chOff x="4518575" y="3592350"/>
+                          <a:chExt cx="1654850" cy="375300"/>
                         </a:xfrm>
                       </wpg:grpSpPr>
                       <wps:wsp>
                         <wps:cNvSpPr/>
-                        <wps:cNvPr id="5" name="Shape 5"/>
+                        <wps:cNvPr id="6" name="Shape 6"/>
                         <wps:spPr>
                           <a:xfrm>
-                            <a:off x="1916" y="16029"/>
-                            <a:ext cx="2600" cy="575"/>
+                            <a:off x="4518575" y="3592350"/>
+                            <a:ext cx="1654850" cy="375300"/>
                           </a:xfrm>
                           <a:prstGeom prst="rect">
                             <a:avLst/>
@@ -4295,110 +4081,153 @@
                           <a:noAutofit/>
                         </wps:bodyPr>
                       </wps:wsp>
-                      <wps:wsp>
-                        <wps:cNvSpPr/>
-                        <wps:cNvPr id="6" name="Shape 6"/>
-                        <wps:spPr>
+                      <wpg:grpSp>
+                        <wpg:cNvGrpSpPr/>
+                        <wpg:grpSpPr>
                           <a:xfrm>
-                            <a:off x="2907" y="16080"/>
-                            <a:ext cx="1615" cy="540"/>
+                            <a:off x="4518595" y="3592358"/>
+                            <a:ext cx="1654810" cy="375285"/>
+                            <a:chOff x="1916" y="16029"/>
+                            <a:chExt cx="2606" cy="591"/>
                           </a:xfrm>
-                          <a:prstGeom prst="rect">
-                            <a:avLst/>
-                          </a:prstGeom>
-                          <a:noFill/>
-                          <a:ln>
+                        </wpg:grpSpPr>
+                        <wps:wsp>
+                          <wps:cNvSpPr/>
+                          <wps:cNvPr id="8" name="Shape 8"/>
+                          <wps:spPr>
+                            <a:xfrm>
+                              <a:off x="1916" y="16029"/>
+                              <a:ext cx="2600" cy="575"/>
+                            </a:xfrm>
+                            <a:prstGeom prst="rect">
+                              <a:avLst/>
+                            </a:prstGeom>
                             <a:noFill/>
-                          </a:ln>
-                        </wps:spPr>
-                        <wps:txbx>
-                          <w:txbxContent>
-                            <w:p>
-                              <w:pPr>
-                                <w:spacing w:after="0" w:before="0" w:line="240"/>
-                                <w:ind w:left="0" w:right="0" w:firstLine="0"/>
-                                <w:jc w:val="left"/>
-                                <w:textDirection w:val="btLr"/>
-                              </w:pPr>
-                            </w:p>
-                            <w:p>
-                              <w:pPr>
-                                <w:spacing w:after="0" w:before="0" w:line="240"/>
-                                <w:ind w:left="0" w:right="0" w:firstLine="0"/>
-                                <w:jc w:val="left"/>
-                                <w:textDirection w:val="btLr"/>
-                              </w:pPr>
-                              <w:r>
-                                <w:rPr>
-                                  <w:rFonts w:ascii="Times New Roman" w:cs="Times New Roman" w:eastAsia="Times New Roman" w:hAnsi="Times New Roman"/>
-                                  <w:b w:val="0"/>
-                                  <w:i w:val="0"/>
-                                  <w:smallCaps w:val="0"/>
-                                  <w:strike w:val="0"/>
-                                  <w:color w:val="000000"/>
-                                  <w:sz w:val="24"/>
-                                  <w:vertAlign w:val="baseline"/>
-                                </w:rPr>
-                              </w:r>
-                            </w:p>
-                          </w:txbxContent>
-                        </wps:txbx>
-                        <wps:bodyPr anchorCtr="0" anchor="t" bIns="45700" lIns="91425" spcFirstLastPara="1" rIns="91425" wrap="square" tIns="45700">
-                          <a:noAutofit/>
-                        </wps:bodyPr>
-                      </wps:wsp>
-                      <wps:wsp>
-                        <wps:cNvSpPr/>
-                        <wps:cNvPr id="7" name="Shape 7"/>
-                        <wps:spPr>
-                          <a:xfrm>
-                            <a:off x="1916" y="16029"/>
-                            <a:ext cx="1232" cy="540"/>
-                          </a:xfrm>
-                          <a:prstGeom prst="rect">
-                            <a:avLst/>
-                          </a:prstGeom>
-                          <a:noFill/>
-                          <a:ln>
+                            <a:ln>
+                              <a:noFill/>
+                            </a:ln>
+                          </wps:spPr>
+                          <wps:txbx>
+                            <w:txbxContent>
+                              <w:p>
+                                <w:pPr>
+                                  <w:spacing w:after="0" w:before="0" w:line="240"/>
+                                  <w:ind w:left="0" w:right="0" w:firstLine="0"/>
+                                  <w:jc w:val="left"/>
+                                  <w:textDirection w:val="btLr"/>
+                                </w:pPr>
+                              </w:p>
+                            </w:txbxContent>
+                          </wps:txbx>
+                          <wps:bodyPr anchorCtr="0" anchor="ctr" bIns="91425" lIns="91425" spcFirstLastPara="1" rIns="91425" wrap="square" tIns="91425">
+                            <a:noAutofit/>
+                          </wps:bodyPr>
+                        </wps:wsp>
+                        <wps:wsp>
+                          <wps:cNvSpPr/>
+                          <wps:cNvPr id="9" name="Shape 9"/>
+                          <wps:spPr>
+                            <a:xfrm>
+                              <a:off x="2907" y="16080"/>
+                              <a:ext cx="1615" cy="540"/>
+                            </a:xfrm>
+                            <a:prstGeom prst="rect">
+                              <a:avLst/>
+                            </a:prstGeom>
                             <a:noFill/>
-                          </a:ln>
-                        </wps:spPr>
-                        <wps:txbx>
-                          <w:txbxContent>
-                            <w:p>
-                              <w:pPr>
-                                <w:spacing w:after="0" w:before="0" w:line="240"/>
-                                <w:ind w:left="0" w:right="0" w:firstLine="0"/>
-                                <w:jc w:val="center"/>
-                                <w:textDirection w:val="btLr"/>
-                              </w:pPr>
-                            </w:p>
-                            <w:p>
-                              <w:pPr>
-                                <w:spacing w:after="0" w:before="0" w:line="240"/>
-                                <w:ind w:left="0" w:right="0" w:firstLine="0"/>
-                                <w:jc w:val="left"/>
-                                <w:textDirection w:val="btLr"/>
-                              </w:pPr>
-                              <w:r>
-                                <w:rPr>
-                                  <w:rFonts w:ascii="Times New Roman" w:cs="Times New Roman" w:eastAsia="Times New Roman" w:hAnsi="Times New Roman"/>
-                                  <w:b w:val="0"/>
-                                  <w:i w:val="0"/>
-                                  <w:smallCaps w:val="0"/>
-                                  <w:strike w:val="0"/>
-                                  <w:color w:val="000000"/>
-                                  <w:sz w:val="24"/>
-                                  <w:vertAlign w:val="baseline"/>
-                                </w:rPr>
-                              </w:r>
-                            </w:p>
-                          </w:txbxContent>
-                        </wps:txbx>
-                        <wps:bodyPr anchorCtr="0" anchor="t" bIns="45700" lIns="91425" spcFirstLastPara="1" rIns="91425" wrap="square" tIns="45700">
-                          <a:noAutofit/>
-                        </wps:bodyPr>
-                      </wps:wsp>
+                            <a:ln>
+                              <a:noFill/>
+                            </a:ln>
+                          </wps:spPr>
+                          <wps:txbx>
+                            <w:txbxContent>
+                              <w:p>
+                                <w:pPr>
+                                  <w:spacing w:after="0" w:before="0" w:line="240"/>
+                                  <w:ind w:left="0" w:right="0" w:firstLine="0"/>
+                                  <w:jc w:val="left"/>
+                                  <w:textDirection w:val="btLr"/>
+                                </w:pPr>
+                              </w:p>
+                              <w:p>
+                                <w:pPr>
+                                  <w:spacing w:after="0" w:before="0" w:line="240"/>
+                                  <w:ind w:left="0" w:right="0" w:firstLine="0"/>
+                                  <w:jc w:val="left"/>
+                                  <w:textDirection w:val="btLr"/>
+                                </w:pPr>
+                                <w:r>
+                                  <w:rPr>
+                                    <w:rFonts w:ascii="Arial" w:cs="Arial" w:eastAsia="Arial" w:hAnsi="Arial"/>
+                                    <w:b w:val="0"/>
+                                    <w:i w:val="0"/>
+                                    <w:smallCaps w:val="0"/>
+                                    <w:strike w:val="0"/>
+                                    <w:color w:val="000000"/>
+                                    <w:sz w:val="28"/>
+                                    <w:vertAlign w:val="baseline"/>
+                                  </w:rPr>
+                                </w:r>
+                              </w:p>
+                            </w:txbxContent>
+                          </wps:txbx>
+                          <wps:bodyPr anchorCtr="0" anchor="t" bIns="45700" lIns="91425" spcFirstLastPara="1" rIns="91425" wrap="square" tIns="45700">
+                            <a:noAutofit/>
+                          </wps:bodyPr>
+                        </wps:wsp>
+                        <wps:wsp>
+                          <wps:cNvSpPr/>
+                          <wps:cNvPr id="10" name="Shape 10"/>
+                          <wps:spPr>
+                            <a:xfrm>
+                              <a:off x="1916" y="16029"/>
+                              <a:ext cx="1232" cy="540"/>
+                            </a:xfrm>
+                            <a:prstGeom prst="rect">
+                              <a:avLst/>
+                            </a:prstGeom>
+                            <a:noFill/>
+                            <a:ln>
+                              <a:noFill/>
+                            </a:ln>
+                          </wps:spPr>
+                          <wps:txbx>
+                            <w:txbxContent>
+                              <w:p>
+                                <w:pPr>
+                                  <w:spacing w:after="0" w:before="0" w:line="240"/>
+                                  <w:ind w:left="0" w:right="0" w:firstLine="0"/>
+                                  <w:jc w:val="center"/>
+                                  <w:textDirection w:val="btLr"/>
+                                </w:pPr>
+                              </w:p>
+                              <w:p>
+                                <w:pPr>
+                                  <w:spacing w:after="0" w:before="0" w:line="240"/>
+                                  <w:ind w:left="0" w:right="0" w:firstLine="0"/>
+                                  <w:jc w:val="left"/>
+                                  <w:textDirection w:val="btLr"/>
+                                </w:pPr>
+                                <w:r>
+                                  <w:rPr>
+                                    <w:rFonts w:ascii="Arial" w:cs="Arial" w:eastAsia="Arial" w:hAnsi="Arial"/>
+                                    <w:b w:val="0"/>
+                                    <w:i w:val="0"/>
+                                    <w:smallCaps w:val="0"/>
+                                    <w:strike w:val="0"/>
+                                    <w:color w:val="000000"/>
+                                    <w:sz w:val="28"/>
+                                    <w:vertAlign w:val="baseline"/>
+                                  </w:rPr>
+                                </w:r>
+                              </w:p>
+                            </w:txbxContent>
+                          </wps:txbx>
+                          <wps:bodyPr anchorCtr="0" anchor="t" bIns="45700" lIns="91425" spcFirstLastPara="1" rIns="91425" wrap="square" tIns="45700">
+                            <a:noAutofit/>
+                          </wps:bodyPr>
+                        </wps:wsp>
+                      </wpg:grpSp>
                     </wpg:grpSp>
                   </wpg:wgp>
                 </a:graphicData>
@@ -4411,7 +4240,7 @@
             <wp:anchor allowOverlap="1" behindDoc="0" distB="0" distT="0" distL="114300" distR="114300" hidden="0" layoutInCell="1" locked="0" relativeHeight="0" simplePos="0">
               <wp:simplePos x="0" y="0"/>
               <wp:positionH relativeFrom="column">
-                <wp:posOffset>70486</wp:posOffset>
+                <wp:posOffset>70487</wp:posOffset>
               </wp:positionH>
               <wp:positionV relativeFrom="paragraph">
                 <wp:posOffset>163830</wp:posOffset>
@@ -4419,12 +4248,12 @@
               <wp:extent cx="1654810" cy="375285"/>
               <wp:effectExtent b="0" l="0" r="0" t="0"/>
               <wp:wrapNone/>
-              <wp:docPr id="3" name="image3.png"/>
+              <wp:docPr id="4" name="image5.png"/>
               <a:graphic>
                 <a:graphicData uri="http://schemas.openxmlformats.org/drawingml/2006/picture">
                   <pic:pic>
                     <pic:nvPicPr>
-                      <pic:cNvPr id="0" name="image3.png"/>
+                      <pic:cNvPr id="0" name="image5.png"/>
                       <pic:cNvPicPr preferRelativeResize="0"/>
                     </pic:nvPicPr>
                     <pic:blipFill>
@@ -4457,15 +4286,15 @@
             <wp:anchor allowOverlap="1" behindDoc="0" distB="0" distT="0" distL="114300" distR="114300" hidden="0" layoutInCell="1" locked="0" relativeHeight="0" simplePos="0">
               <wp:simplePos x="0" y="0"/>
               <wp:positionH relativeFrom="column">
-                <wp:posOffset>-180974</wp:posOffset>
+                <wp:posOffset>-187322</wp:posOffset>
               </wp:positionH>
               <wp:positionV relativeFrom="paragraph">
-                <wp:posOffset>-48259</wp:posOffset>
+                <wp:posOffset>-54607</wp:posOffset>
               </wp:positionV>
-              <wp:extent cx="6858000" cy="12700"/>
+              <wp:extent cx="6870700" cy="25400"/>
               <wp:effectExtent b="0" l="0" r="0" t="0"/>
               <wp:wrapNone/>
-              <wp:docPr id="2" name=""/>
+              <wp:docPr id="3" name=""/>
               <a:graphic>
                 <a:graphicData uri="http://schemas.microsoft.com/office/word/2010/wordprocessingShape">
                   <wps:wsp>
@@ -4486,9 +4315,9 @@
                           <a:srgbClr val="000000"/>
                         </a:solidFill>
                         <a:prstDash val="solid"/>
-                        <a:miter lim="8000"/>
-                        <a:headEnd len="med" w="med" type="none"/>
-                        <a:tailEnd len="med" w="med" type="none"/>
+                        <a:miter lim="80"/>
+                        <a:headEnd len="sm" w="sm" type="none"/>
+                        <a:tailEnd len="sm" w="sm" type="none"/>
                       </a:ln>
                     </wps:spPr>
                     <wps:bodyPr anchorCtr="0" anchor="ctr" bIns="91425" lIns="91425" spcFirstLastPara="1" rIns="91425" wrap="square" tIns="91425">
@@ -4505,20 +4334,20 @@
             <wp:anchor allowOverlap="1" behindDoc="0" distB="0" distT="0" distL="114300" distR="114300" hidden="0" layoutInCell="1" locked="0" relativeHeight="0" simplePos="0">
               <wp:simplePos x="0" y="0"/>
               <wp:positionH relativeFrom="column">
-                <wp:posOffset>-180974</wp:posOffset>
+                <wp:posOffset>-187322</wp:posOffset>
               </wp:positionH>
               <wp:positionV relativeFrom="paragraph">
-                <wp:posOffset>-48259</wp:posOffset>
+                <wp:posOffset>-54607</wp:posOffset>
               </wp:positionV>
-              <wp:extent cx="6858000" cy="12700"/>
+              <wp:extent cx="6870700" cy="25400"/>
               <wp:effectExtent b="0" l="0" r="0" t="0"/>
               <wp:wrapNone/>
-              <wp:docPr id="2" name="image2.png"/>
+              <wp:docPr id="3" name="image4.png"/>
               <a:graphic>
                 <a:graphicData uri="http://schemas.openxmlformats.org/drawingml/2006/picture">
                   <pic:pic>
                     <pic:nvPicPr>
-                      <pic:cNvPr id="0" name="image2.png"/>
+                      <pic:cNvPr id="0" name="image4.png"/>
                       <pic:cNvPicPr preferRelativeResize="0"/>
                     </pic:nvPicPr>
                     <pic:blipFill>
@@ -4531,7 +4360,7 @@
                     <pic:spPr>
                       <a:xfrm>
                         <a:off x="0" y="0"/>
-                        <a:ext cx="6858000" cy="12700"/>
+                        <a:ext cx="6870700" cy="25400"/>
                       </a:xfrm>
                       <a:prstGeom prst="rect"/>
                       <a:ln/>
@@ -4549,7 +4378,6 @@
     <w:pPr>
       <w:keepNext w:val="0"/>
       <w:keepLines w:val="0"/>
-      <w:pageBreakBefore w:val="0"/>
       <w:widowControl w:val="1"/>
       <w:pBdr>
         <w:top w:space="0" w:sz="0" w:val="nil"/>
@@ -4839,7 +4667,6 @@
     <w:pPr>
       <w:keepNext w:val="0"/>
       <w:keepLines w:val="0"/>
-      <w:pageBreakBefore w:val="0"/>
       <w:widowControl w:val="1"/>
       <w:pBdr>
         <w:top w:space="0" w:sz="0" w:val="nil"/>
@@ -4871,11 +4698,113 @@
 </w:ftr>
 </file>
 
+<file path=word/footer2.xml><?xml version="1.0" encoding="utf-8"?>
+<w:ftr xmlns:mc="http://schemas.openxmlformats.org/markup-compatibility/2006" xmlns:o="urn:schemas-microsoft-com:office:office" xmlns:r="http://schemas.openxmlformats.org/officeDocument/2006/relationships" xmlns:m="http://schemas.openxmlformats.org/officeDocument/2006/math" xmlns:v="urn:schemas-microsoft-com:vml" xmlns:wp="http://schemas.openxmlformats.org/drawingml/2006/wordprocessingDrawing" xmlns:w10="urn:schemas-microsoft-com:office:word" xmlns:w="http://schemas.openxmlformats.org/wordprocessingml/2006/main" xmlns:wne="http://schemas.microsoft.com/office/word/2006/wordml" xmlns:sl="http://schemas.openxmlformats.org/schemaLibrary/2006/main" xmlns:a="http://schemas.openxmlformats.org/drawingml/2006/main" xmlns:pic="http://schemas.openxmlformats.org/drawingml/2006/picture" xmlns:c="http://schemas.openxmlformats.org/drawingml/2006/chart" xmlns:lc="http://schemas.openxmlformats.org/drawingml/2006/lockedCanvas" xmlns:dgm="http://schemas.openxmlformats.org/drawingml/2006/diagram" xmlns:wps="http://schemas.microsoft.com/office/word/2010/wordprocessingShape" xmlns:wpg="http://schemas.microsoft.com/office/word/2010/wordprocessingGroup" xmlns:w14="http://schemas.microsoft.com/office/word/2010/wordml" xmlns:w15="http://schemas.microsoft.com/office/word/2012/wordml" xmlns:w16="http://schemas.microsoft.com/office/word/2018/wordml" xmlns:w16cex="http://schemas.microsoft.com/office/word/2018/wordml/cex" xmlns:w16cid="http://schemas.microsoft.com/office/word/2016/wordml/cid" xmlns="http://schemas.microsoft.com/office/tasks/2019/documenttasks" xmlns:cr="http://schemas.microsoft.com/office/comments/2020/reactions">
+  <w:p>
+    <w:pPr>
+      <w:rPr/>
+    </w:pPr>
+    <w:r>
+      <w:rPr>
+        <w:rtl w:val="0"/>
+      </w:rPr>
+    </w:r>
+  </w:p>
+</w:ftr>
+</file>
+
 <file path=word/footer3.xml><?xml version="1.0" encoding="utf-8"?>
 <w:ftr xmlns:mc="http://schemas.openxmlformats.org/markup-compatibility/2006" xmlns:o="urn:schemas-microsoft-com:office:office" xmlns:r="http://schemas.openxmlformats.org/officeDocument/2006/relationships" xmlns:m="http://schemas.openxmlformats.org/officeDocument/2006/math" xmlns:v="urn:schemas-microsoft-com:vml" xmlns:wp="http://schemas.openxmlformats.org/drawingml/2006/wordprocessingDrawing" xmlns:w10="urn:schemas-microsoft-com:office:word" xmlns:w="http://schemas.openxmlformats.org/wordprocessingml/2006/main" xmlns:wne="http://schemas.microsoft.com/office/word/2006/wordml" xmlns:sl="http://schemas.openxmlformats.org/schemaLibrary/2006/main" xmlns:a="http://schemas.openxmlformats.org/drawingml/2006/main" xmlns:pic="http://schemas.openxmlformats.org/drawingml/2006/picture" xmlns:c="http://schemas.openxmlformats.org/drawingml/2006/chart" xmlns:lc="http://schemas.openxmlformats.org/drawingml/2006/lockedCanvas" xmlns:dgm="http://schemas.openxmlformats.org/drawingml/2006/diagram" xmlns:wps="http://schemas.microsoft.com/office/word/2010/wordprocessingShape" xmlns:wpg="http://schemas.microsoft.com/office/word/2010/wordprocessingGroup" xmlns:w14="http://schemas.microsoft.com/office/word/2010/wordml" xmlns:w15="http://schemas.microsoft.com/office/word/2012/wordml" xmlns:w16="http://schemas.microsoft.com/office/word/2018/wordml" xmlns:w16cex="http://schemas.microsoft.com/office/word/2018/wordml/cex" xmlns:w16cid="http://schemas.microsoft.com/office/word/2016/wordml/cid" xmlns="http://schemas.microsoft.com/office/tasks/2019/documenttasks" xmlns:cr="http://schemas.microsoft.com/office/comments/2020/reactions">
   <w:p>
     <w:pPr>
-      <w:rPr/>
+      <w:keepNext w:val="0"/>
+      <w:keepLines w:val="0"/>
+      <w:widowControl w:val="1"/>
+      <w:pBdr>
+        <w:top w:space="0" w:sz="0" w:val="nil"/>
+        <w:left w:space="0" w:sz="0" w:val="nil"/>
+        <w:bottom w:space="0" w:sz="0" w:val="nil"/>
+        <w:right w:space="0" w:sz="0" w:val="nil"/>
+        <w:between w:space="0" w:sz="0" w:val="nil"/>
+      </w:pBdr>
+      <w:shd w:fill="auto" w:val="clear"/>
+      <w:spacing w:after="0" w:before="0" w:line="240" w:lineRule="auto"/>
+      <w:ind w:left="0" w:right="0" w:firstLine="0"/>
+      <w:jc w:val="left"/>
+      <w:rPr>
+        <w:rFonts w:ascii="Times New Roman" w:cs="Times New Roman" w:eastAsia="Times New Roman" w:hAnsi="Times New Roman"/>
+        <w:b w:val="0"/>
+        <w:bCs w:val="0"/>
+        <w:i w:val="0"/>
+        <w:iCs w:val="0"/>
+        <w:smallCaps w:val="0"/>
+        <w:strike w:val="0"/>
+        <w:color w:val="000000"/>
+        <w:sz w:val="24"/>
+        <w:szCs w:val="24"/>
+        <w:u w:val="none"/>
+        <w:shd w:fill="auto" w:val="clear"/>
+        <w:vertAlign w:val="baseline"/>
+      </w:rPr>
+    </w:pPr>
+    <w:r>
+      <w:rPr>
+        <w:rFonts w:ascii="Times New Roman" w:cs="Times New Roman" w:eastAsia="Times New Roman" w:hAnsi="Times New Roman"/>
+        <w:b w:val="0"/>
+        <w:bCs w:val="0"/>
+        <w:i w:val="0"/>
+        <w:iCs w:val="0"/>
+        <w:smallCaps w:val="0"/>
+        <w:strike w:val="0"/>
+        <w:color w:val="000000"/>
+        <w:sz w:val="24"/>
+        <w:szCs w:val="24"/>
+        <w:u w:val="none"/>
+        <w:shd w:fill="auto" w:val="clear"/>
+        <w:vertAlign w:val="baseline"/>
+      </w:rPr>
+      <w:fldChar w:fldCharType="begin"/>
+      <w:instrText xml:space="preserve">PAGE</w:instrText>
+      <w:fldChar w:fldCharType="separate"/>
+      <w:fldChar w:fldCharType="end"/>
+    </w:r>
+    <w:r>
+      <w:rPr>
+        <w:rtl w:val="0"/>
+      </w:rPr>
+    </w:r>
+  </w:p>
+  <w:p>
+    <w:pPr>
+      <w:keepNext w:val="0"/>
+      <w:keepLines w:val="0"/>
+      <w:widowControl w:val="1"/>
+      <w:pBdr>
+        <w:top w:space="0" w:sz="0" w:val="nil"/>
+        <w:left w:space="0" w:sz="0" w:val="nil"/>
+        <w:bottom w:space="0" w:sz="0" w:val="nil"/>
+        <w:right w:space="0" w:sz="0" w:val="nil"/>
+        <w:between w:space="0" w:sz="0" w:val="nil"/>
+      </w:pBdr>
+      <w:shd w:fill="auto" w:val="clear"/>
+      <w:spacing w:after="0" w:before="0" w:line="240" w:lineRule="auto"/>
+      <w:ind w:left="0" w:right="0" w:firstLine="360"/>
+      <w:jc w:val="left"/>
+      <w:rPr>
+        <w:rFonts w:ascii="Times New Roman" w:cs="Times New Roman" w:eastAsia="Times New Roman" w:hAnsi="Times New Roman"/>
+        <w:b w:val="0"/>
+        <w:bCs w:val="0"/>
+        <w:i w:val="0"/>
+        <w:iCs w:val="0"/>
+        <w:smallCaps w:val="0"/>
+        <w:strike w:val="0"/>
+        <w:color w:val="000000"/>
+        <w:sz w:val="24"/>
+        <w:szCs w:val="24"/>
+        <w:u w:val="none"/>
+        <w:shd w:fill="auto" w:val="clear"/>
+        <w:vertAlign w:val="baseline"/>
+      </w:rPr>
     </w:pPr>
     <w:r>
       <w:rPr>
@@ -4897,21 +4826,6 @@
         <w:rtl w:val="0"/>
       </w:rPr>
     </w:r>
-  </w:p>
-</w:hdr>
-</file>
-
-<file path=word/header2.xml><?xml version="1.0" encoding="utf-8"?>
-<w:hdr xmlns:mc="http://schemas.openxmlformats.org/markup-compatibility/2006" xmlns:o="urn:schemas-microsoft-com:office:office" xmlns:r="http://schemas.openxmlformats.org/officeDocument/2006/relationships" xmlns:m="http://schemas.openxmlformats.org/officeDocument/2006/math" xmlns:v="urn:schemas-microsoft-com:vml" xmlns:wp="http://schemas.openxmlformats.org/drawingml/2006/wordprocessingDrawing" xmlns:w10="urn:schemas-microsoft-com:office:word" xmlns:w="http://schemas.openxmlformats.org/wordprocessingml/2006/main" xmlns:wne="http://schemas.microsoft.com/office/word/2006/wordml" xmlns:sl="http://schemas.openxmlformats.org/schemaLibrary/2006/main" xmlns:a="http://schemas.openxmlformats.org/drawingml/2006/main" xmlns:pic="http://schemas.openxmlformats.org/drawingml/2006/picture" xmlns:c="http://schemas.openxmlformats.org/drawingml/2006/chart" xmlns:lc="http://schemas.openxmlformats.org/drawingml/2006/lockedCanvas" xmlns:dgm="http://schemas.openxmlformats.org/drawingml/2006/diagram" xmlns:wps="http://schemas.microsoft.com/office/word/2010/wordprocessingShape" xmlns:wpg="http://schemas.microsoft.com/office/word/2010/wordprocessingGroup" xmlns:w14="http://schemas.microsoft.com/office/word/2010/wordml" xmlns:w15="http://schemas.microsoft.com/office/word/2012/wordml" xmlns:w16="http://schemas.microsoft.com/office/word/2018/wordml" xmlns:w16cex="http://schemas.microsoft.com/office/word/2018/wordml/cex" xmlns:w16cid="http://schemas.microsoft.com/office/word/2016/wordml/cid" xmlns="http://schemas.microsoft.com/office/tasks/2019/documenttasks" xmlns:cr="http://schemas.microsoft.com/office/comments/2020/reactions">
-  <w:p>
-    <w:pPr>
-      <w:rPr/>
-    </w:pPr>
-    <w:r>
-      <w:rPr>
-        <w:rtl w:val="0"/>
-      </w:rPr>
-    </w:r>
     <w:r>
       <mc:AlternateContent>
         <mc:Choice Requires="wpg">
@@ -4919,20 +4833,20 @@
             <wp:anchor allowOverlap="1" behindDoc="0" distB="0" distT="0" distL="114300" distR="114300" hidden="0" layoutInCell="1" locked="0" relativeHeight="0" simplePos="0">
               <wp:simplePos x="0" y="0"/>
               <wp:positionH relativeFrom="column">
-                <wp:posOffset>-395287</wp:posOffset>
+                <wp:posOffset>-407986</wp:posOffset>
               </wp:positionH>
               <wp:positionV relativeFrom="paragraph">
-                <wp:posOffset>-333374</wp:posOffset>
+                <wp:posOffset>-346073</wp:posOffset>
               </wp:positionV>
-              <wp:extent cx="7248525" cy="1457325"/>
+              <wp:extent cx="7273925" cy="1482725"/>
               <wp:effectExtent b="0" l="0" r="0" t="0"/>
               <wp:wrapNone/>
-              <wp:docPr id="4" name=""/>
+              <wp:docPr id="8" name=""/>
               <a:graphic>
                 <a:graphicData uri="http://schemas.microsoft.com/office/word/2010/wordprocessingShape">
                   <wps:wsp>
                     <wps:cNvSpPr/>
-                    <wps:cNvPr id="8" name="Shape 8"/>
+                    <wps:cNvPr id="14" name="Shape 14"/>
                     <wps:spPr>
                       <a:xfrm>
                         <a:off x="1993200" y="3041178"/>
@@ -4947,7 +4861,7 @@
                           <a:srgbClr val="000000"/>
                         </a:solidFill>
                         <a:prstDash val="solid"/>
-                        <a:miter lim="8000"/>
+                        <a:miter lim="80"/>
                         <a:headEnd len="sm" w="sm" type="none"/>
                         <a:tailEnd len="sm" w="sm" type="none"/>
                       </a:ln>
@@ -4978,20 +4892,20 @@
             <wp:anchor allowOverlap="1" behindDoc="0" distB="0" distT="0" distL="114300" distR="114300" hidden="0" layoutInCell="1" locked="0" relativeHeight="0" simplePos="0">
               <wp:simplePos x="0" y="0"/>
               <wp:positionH relativeFrom="column">
-                <wp:posOffset>-395287</wp:posOffset>
+                <wp:posOffset>-407986</wp:posOffset>
               </wp:positionH>
               <wp:positionV relativeFrom="paragraph">
-                <wp:posOffset>-333374</wp:posOffset>
+                <wp:posOffset>-346073</wp:posOffset>
               </wp:positionV>
-              <wp:extent cx="7248525" cy="1457325"/>
+              <wp:extent cx="7273925" cy="1482725"/>
               <wp:effectExtent b="0" l="0" r="0" t="0"/>
               <wp:wrapNone/>
-              <wp:docPr id="4" name="image5.png"/>
+              <wp:docPr id="8" name="image9.png"/>
               <a:graphic>
                 <a:graphicData uri="http://schemas.openxmlformats.org/drawingml/2006/picture">
                   <pic:pic>
                     <pic:nvPicPr>
-                      <pic:cNvPr id="0" name="image5.png"/>
+                      <pic:cNvPr id="0" name="image9.png"/>
                       <pic:cNvPicPr preferRelativeResize="0"/>
                     </pic:nvPicPr>
                     <pic:blipFill>
@@ -5004,7 +4918,7 @@
                     <pic:spPr>
                       <a:xfrm>
                         <a:off x="0" y="0"/>
-                        <a:ext cx="7248525" cy="1457325"/>
+                        <a:ext cx="7273925" cy="1482725"/>
                       </a:xfrm>
                       <a:prstGeom prst="rect"/>
                       <a:ln/>
@@ -5024,12 +4938,12 @@
             <wp:anchor allowOverlap="1" behindDoc="0" distB="0" distT="0" distL="114300" distR="114300" hidden="0" layoutInCell="1" locked="0" relativeHeight="0" simplePos="0">
               <wp:simplePos x="0" y="0"/>
               <wp:positionH relativeFrom="column">
-                <wp:posOffset>-733424</wp:posOffset>
+                <wp:posOffset>-738185</wp:posOffset>
               </wp:positionH>
               <wp:positionV relativeFrom="paragraph">
-                <wp:posOffset>-169589</wp:posOffset>
+                <wp:posOffset>-174350</wp:posOffset>
               </wp:positionV>
-              <wp:extent cx="2516505" cy="1457325"/>
+              <wp:extent cx="2526030" cy="1466850"/>
               <wp:effectExtent b="0" l="0" r="0" t="0"/>
               <wp:wrapNone/>
               <wp:docPr id="7" name=""/>
@@ -5037,7 +4951,7 @@
                 <a:graphicData uri="http://schemas.microsoft.com/office/word/2010/wordprocessingShape">
                   <wps:wsp>
                     <wps:cNvSpPr/>
-                    <wps:cNvPr id="10" name="Shape 10"/>
+                    <wps:cNvPr id="13" name="Shape 13"/>
                     <wps:spPr>
                       <a:xfrm>
                         <a:off x="4092510" y="3056100"/>
@@ -5086,7 +5000,7 @@
                           <w:r>
                             <w:rPr>
                               <w:rFonts w:ascii="Times New Roman" w:cs="Times New Roman" w:eastAsia="Times New Roman" w:hAnsi="Times New Roman"/>
-                              <w:b w:val="0"/>
+                              <w:b w:val="1"/>
                               <w:i w:val="0"/>
                               <w:smallCaps w:val="0"/>
                               <w:strike w:val="0"/>
@@ -5120,7 +5034,7 @@
                           <w:r>
                             <w:rPr>
                               <w:rFonts w:ascii="Times New Roman" w:cs="Times New Roman" w:eastAsia="Times New Roman" w:hAnsi="Times New Roman"/>
-                              <w:b w:val="0"/>
+                              <w:b w:val="1"/>
                               <w:i w:val="0"/>
                               <w:smallCaps w:val="0"/>
                               <w:strike w:val="0"/>
@@ -5154,7 +5068,7 @@
                           <w:r>
                             <w:rPr>
                               <w:rFonts w:ascii="Times New Roman" w:cs="Times New Roman" w:eastAsia="Times New Roman" w:hAnsi="Times New Roman"/>
-                              <w:b w:val="0"/>
+                              <w:b w:val="1"/>
                               <w:i w:val="0"/>
                               <w:smallCaps w:val="0"/>
                               <w:strike w:val="0"/>
@@ -5193,7 +5107,7 @@
                               <w:smallCaps w:val="0"/>
                               <w:strike w:val="0"/>
                               <w:color w:val="000000"/>
-                              <w:sz w:val="28"/>
+                              <w:sz w:val="26"/>
                               <w:vertAlign w:val="baseline"/>
                             </w:rPr>
                           </w:r>
@@ -5281,12 +5195,12 @@
             <wp:anchor allowOverlap="1" behindDoc="0" distB="0" distT="0" distL="114300" distR="114300" hidden="0" layoutInCell="1" locked="0" relativeHeight="0" simplePos="0">
               <wp:simplePos x="0" y="0"/>
               <wp:positionH relativeFrom="column">
-                <wp:posOffset>-733424</wp:posOffset>
+                <wp:posOffset>-738185</wp:posOffset>
               </wp:positionH>
               <wp:positionV relativeFrom="paragraph">
-                <wp:posOffset>-169589</wp:posOffset>
+                <wp:posOffset>-174350</wp:posOffset>
               </wp:positionV>
-              <wp:extent cx="2516505" cy="1457325"/>
+              <wp:extent cx="2526030" cy="1466850"/>
               <wp:effectExtent b="0" l="0" r="0" t="0"/>
               <wp:wrapNone/>
               <wp:docPr id="7" name="image8.png"/>
@@ -5307,7 +5221,7 @@
                     <pic:spPr>
                       <a:xfrm>
                         <a:off x="0" y="0"/>
-                        <a:ext cx="2516505" cy="1457325"/>
+                        <a:ext cx="2526030" cy="1466850"/>
                       </a:xfrm>
                       <a:prstGeom prst="rect"/>
                       <a:ln/>
@@ -5327,20 +5241,20 @@
             <wp:anchor allowOverlap="1" behindDoc="0" distB="0" distT="0" distL="114300" distR="114300" hidden="0" layoutInCell="1" locked="0" relativeHeight="0" simplePos="0">
               <wp:simplePos x="0" y="0"/>
               <wp:positionH relativeFrom="column">
-                <wp:posOffset>4305300</wp:posOffset>
+                <wp:posOffset>4300538</wp:posOffset>
               </wp:positionH>
               <wp:positionV relativeFrom="paragraph">
-                <wp:posOffset>-190499</wp:posOffset>
+                <wp:posOffset>-195259</wp:posOffset>
               </wp:positionV>
-              <wp:extent cx="3011170" cy="1475105"/>
+              <wp:extent cx="3020695" cy="1484630"/>
               <wp:effectExtent b="0" l="0" r="0" t="0"/>
               <wp:wrapNone/>
-              <wp:docPr id="6" name=""/>
+              <wp:docPr id="2" name=""/>
               <a:graphic>
                 <a:graphicData uri="http://schemas.microsoft.com/office/word/2010/wordprocessingShape">
                   <wps:wsp>
                     <wps:cNvSpPr/>
-                    <wps:cNvPr id="2" name="Shape 2"/>
+                    <wps:cNvPr id="3" name="Shape 3"/>
                     <wps:spPr>
                       <a:xfrm>
                         <a:off x="3845178" y="3047210"/>
@@ -5389,7 +5303,7 @@
                           <w:r>
                             <w:rPr>
                               <w:rFonts w:ascii="Times New Roman" w:cs="Times New Roman" w:eastAsia="Times New Roman" w:hAnsi="Times New Roman"/>
-                              <w:b w:val="0"/>
+                              <w:b w:val="1"/>
                               <w:i w:val="0"/>
                               <w:smallCaps w:val="0"/>
                               <w:strike w:val="0"/>
@@ -5423,7 +5337,7 @@
                           <w:r>
                             <w:rPr>
                               <w:rFonts w:ascii="Times New Roman" w:cs="Times New Roman" w:eastAsia="Times New Roman" w:hAnsi="Times New Roman"/>
-                              <w:b w:val="0"/>
+                              <w:b w:val="1"/>
                               <w:i w:val="0"/>
                               <w:smallCaps w:val="0"/>
                               <w:strike w:val="0"/>
@@ -5457,7 +5371,7 @@
                           <w:r>
                             <w:rPr>
                               <w:rFonts w:ascii="Times New Roman" w:cs="Times New Roman" w:eastAsia="Times New Roman" w:hAnsi="Times New Roman"/>
-                              <w:b w:val="0"/>
+                              <w:b w:val="1"/>
                               <w:i w:val="0"/>
                               <w:smallCaps w:val="0"/>
                               <w:strike w:val="0"/>
@@ -5490,13 +5404,13 @@
                           </w:pPr>
                           <w:r>
                             <w:rPr>
-                              <w:rFonts w:ascii="Arial" w:cs="Arial" w:eastAsia="Arial" w:hAnsi="Arial"/>
+                              <w:rFonts w:ascii="Times New Roman" w:cs="Times New Roman" w:eastAsia="Times New Roman" w:hAnsi="Times New Roman"/>
                               <w:b w:val="1"/>
                               <w:i w:val="0"/>
                               <w:smallCaps w:val="0"/>
                               <w:strike w:val="0"/>
                               <w:color w:val="000000"/>
-                              <w:sz w:val="24"/>
+                              <w:sz w:val="26"/>
                               <w:vertAlign w:val="baseline"/>
                             </w:rPr>
                           </w:r>
@@ -5584,20 +5498,20 @@
             <wp:anchor allowOverlap="1" behindDoc="0" distB="0" distT="0" distL="114300" distR="114300" hidden="0" layoutInCell="1" locked="0" relativeHeight="0" simplePos="0">
               <wp:simplePos x="0" y="0"/>
               <wp:positionH relativeFrom="column">
-                <wp:posOffset>4305300</wp:posOffset>
+                <wp:posOffset>4300538</wp:posOffset>
               </wp:positionH>
               <wp:positionV relativeFrom="paragraph">
-                <wp:posOffset>-190499</wp:posOffset>
+                <wp:posOffset>-195259</wp:posOffset>
               </wp:positionV>
-              <wp:extent cx="3011170" cy="1475105"/>
+              <wp:extent cx="3020695" cy="1484630"/>
               <wp:effectExtent b="0" l="0" r="0" t="0"/>
               <wp:wrapNone/>
-              <wp:docPr id="6" name="image7.png"/>
+              <wp:docPr id="2" name="image3.png"/>
               <a:graphic>
                 <a:graphicData uri="http://schemas.openxmlformats.org/drawingml/2006/picture">
                   <pic:pic>
                     <pic:nvPicPr>
-                      <pic:cNvPr id="0" name="image7.png"/>
+                      <pic:cNvPr id="0" name="image3.png"/>
                       <pic:cNvPicPr preferRelativeResize="0"/>
                     </pic:nvPicPr>
                     <pic:blipFill>
@@ -5610,7 +5524,7 @@
                     <pic:spPr>
                       <a:xfrm>
                         <a:off x="0" y="0"/>
-                        <a:ext cx="3011170" cy="1475105"/>
+                        <a:ext cx="3020695" cy="1484630"/>
                       </a:xfrm>
                       <a:prstGeom prst="rect"/>
                       <a:ln/>
@@ -5631,17 +5545,17 @@
             <wp:posOffset>2686050</wp:posOffset>
           </wp:positionH>
           <wp:positionV relativeFrom="paragraph">
-            <wp:posOffset>-285749</wp:posOffset>
+            <wp:posOffset>-285748</wp:posOffset>
           </wp:positionV>
           <wp:extent cx="844074" cy="790197"/>
           <wp:effectExtent b="0" l="0" r="0" t="0"/>
           <wp:wrapNone/>
-          <wp:docPr id="9" name="image4.jpg"/>
+          <wp:docPr id="9" name="image1.jpg"/>
           <a:graphic>
             <a:graphicData uri="http://schemas.openxmlformats.org/drawingml/2006/picture">
               <pic:pic>
                 <pic:nvPicPr>
-                  <pic:cNvPr id="0" name="image4.jpg"/>
+                  <pic:cNvPr id="0" name="image1.jpg"/>
                   <pic:cNvPicPr preferRelativeResize="0"/>
                 </pic:nvPicPr>
                 <pic:blipFill>
@@ -5692,20 +5606,20 @@
             <wp:anchor allowOverlap="1" behindDoc="0" distB="0" distT="0" distL="114300" distR="114300" hidden="0" layoutInCell="1" locked="0" relativeHeight="0" simplePos="0">
               <wp:simplePos x="0" y="0"/>
               <wp:positionH relativeFrom="column">
-                <wp:posOffset>1781175</wp:posOffset>
+                <wp:posOffset>1776413</wp:posOffset>
               </wp:positionH>
               <wp:positionV relativeFrom="paragraph">
-                <wp:posOffset>154335</wp:posOffset>
+                <wp:posOffset>149572</wp:posOffset>
               </wp:positionV>
-              <wp:extent cx="2657475" cy="712470"/>
+              <wp:extent cx="2667000" cy="721995"/>
               <wp:effectExtent b="0" l="0" r="0" t="0"/>
               <wp:wrapNone/>
-              <wp:docPr id="8" name=""/>
+              <wp:docPr id="1" name=""/>
               <a:graphic>
                 <a:graphicData uri="http://schemas.microsoft.com/office/word/2010/wordprocessingShape">
                   <wps:wsp>
                     <wps:cNvSpPr/>
-                    <wps:cNvPr id="11" name="Shape 11"/>
+                    <wps:cNvPr id="2" name="Shape 2"/>
                     <wps:spPr>
                       <a:xfrm>
                         <a:off x="4022025" y="3428528"/>
@@ -5851,7 +5765,7 @@
                           <w:r>
                             <w:rPr>
                               <w:rFonts w:ascii="Times New Roman" w:cs="Times New Roman" w:eastAsia="Times New Roman" w:hAnsi="Times New Roman"/>
-                              <w:b w:val="0"/>
+                              <w:b w:val="1"/>
                               <w:i w:val="0"/>
                               <w:smallCaps w:val="0"/>
                               <w:strike w:val="0"/>
@@ -5877,20 +5791,20 @@
             <wp:anchor allowOverlap="1" behindDoc="0" distB="0" distT="0" distL="114300" distR="114300" hidden="0" layoutInCell="1" locked="0" relativeHeight="0" simplePos="0">
               <wp:simplePos x="0" y="0"/>
               <wp:positionH relativeFrom="column">
-                <wp:posOffset>1781175</wp:posOffset>
+                <wp:posOffset>1776413</wp:posOffset>
               </wp:positionH>
               <wp:positionV relativeFrom="paragraph">
-                <wp:posOffset>154335</wp:posOffset>
+                <wp:posOffset>149572</wp:posOffset>
               </wp:positionV>
-              <wp:extent cx="2657475" cy="712470"/>
+              <wp:extent cx="2667000" cy="721995"/>
               <wp:effectExtent b="0" l="0" r="0" t="0"/>
               <wp:wrapNone/>
-              <wp:docPr id="8" name="image9.png"/>
+              <wp:docPr id="1" name="image2.png"/>
               <a:graphic>
                 <a:graphicData uri="http://schemas.openxmlformats.org/drawingml/2006/picture">
                   <pic:pic>
                     <pic:nvPicPr>
-                      <pic:cNvPr id="0" name="image9.png"/>
+                      <pic:cNvPr id="0" name="image2.png"/>
                       <pic:cNvPicPr preferRelativeResize="0"/>
                     </pic:nvPicPr>
                     <pic:blipFill>
@@ -5903,7 +5817,7 @@
                     <pic:spPr>
                       <a:xfrm>
                         <a:off x="0" y="0"/>
-                        <a:ext cx="2657475" cy="712470"/>
+                        <a:ext cx="2667000" cy="721995"/>
                       </a:xfrm>
                       <a:prstGeom prst="rect"/>
                       <a:ln/>
@@ -6034,6 +5948,21 @@
       </w:rPr>
       <w:t xml:space="preserve">   </w:t>
     </w:r>
+    <w:r>
+      <w:rPr>
+        <w:rtl w:val="0"/>
+      </w:rPr>
+    </w:r>
+  </w:p>
+</w:hdr>
+</file>
+
+<file path=word/header2.xml><?xml version="1.0" encoding="utf-8"?>
+<w:hdr xmlns:mc="http://schemas.openxmlformats.org/markup-compatibility/2006" xmlns:o="urn:schemas-microsoft-com:office:office" xmlns:r="http://schemas.openxmlformats.org/officeDocument/2006/relationships" xmlns:m="http://schemas.openxmlformats.org/officeDocument/2006/math" xmlns:v="urn:schemas-microsoft-com:vml" xmlns:wp="http://schemas.openxmlformats.org/drawingml/2006/wordprocessingDrawing" xmlns:w10="urn:schemas-microsoft-com:office:word" xmlns:w="http://schemas.openxmlformats.org/wordprocessingml/2006/main" xmlns:wne="http://schemas.microsoft.com/office/word/2006/wordml" xmlns:sl="http://schemas.openxmlformats.org/schemaLibrary/2006/main" xmlns:a="http://schemas.openxmlformats.org/drawingml/2006/main" xmlns:pic="http://schemas.openxmlformats.org/drawingml/2006/picture" xmlns:c="http://schemas.openxmlformats.org/drawingml/2006/chart" xmlns:lc="http://schemas.openxmlformats.org/drawingml/2006/lockedCanvas" xmlns:dgm="http://schemas.openxmlformats.org/drawingml/2006/diagram" xmlns:wps="http://schemas.microsoft.com/office/word/2010/wordprocessingShape" xmlns:wpg="http://schemas.microsoft.com/office/word/2010/wordprocessingGroup" xmlns:w14="http://schemas.microsoft.com/office/word/2010/wordml" xmlns:w15="http://schemas.microsoft.com/office/word/2012/wordml" xmlns:w16="http://schemas.microsoft.com/office/word/2018/wordml" xmlns:w16cex="http://schemas.microsoft.com/office/word/2018/wordml/cex" xmlns:w16cid="http://schemas.microsoft.com/office/word/2016/wordml/cid" xmlns="http://schemas.microsoft.com/office/tasks/2019/documenttasks" xmlns:cr="http://schemas.microsoft.com/office/comments/2020/reactions">
+  <w:p>
+    <w:pPr>
+      <w:rPr/>
+    </w:pPr>
     <w:r>
       <w:rPr>
         <w:rtl w:val="0"/>
@@ -6338,13 +6267,6 @@
     </w:rPr>
   </w:style>
   <w:style w:type="table" w:styleId="Table1">
-    <w:basedOn w:val="TableNormal"/>
-    <w:tblPr>
-      <w:tblStyleRowBandSize w:val="1"/>
-      <w:tblStyleColBandSize w:val="1"/>
-    </w:tblPr>
-  </w:style>
-  <w:style w:type="table" w:styleId="Table2">
     <w:basedOn w:val="TableNormal"/>
     <w:tblPr>
       <w:tblStyleRowBandSize w:val="1"/>

--- a/docs/single.docx
+++ b/docs/single.docx
@@ -1128,6 +1128,7 @@
           <w:p>
             <w:pPr>
               <w:widowControl w:val="0"/>
+              <w:jc w:val="center"/>
               <w:rPr>
                 <w:rFonts w:ascii="Noto Naskh Arabic" w:cs="Noto Naskh Arabic" w:eastAsia="Noto Naskh Arabic" w:hAnsi="Noto Naskh Arabic"/>
                 <w:sz w:val="20"/>
@@ -1150,6 +1151,7 @@
           <w:p>
             <w:pPr>
               <w:widowControl w:val="0"/>
+              <w:jc w:val="center"/>
               <w:rPr>
                 <w:rFonts w:ascii="Noto Naskh Arabic" w:cs="Noto Naskh Arabic" w:eastAsia="Noto Naskh Arabic" w:hAnsi="Noto Naskh Arabic"/>
                 <w:sz w:val="20"/>
@@ -1172,6 +1174,7 @@
           <w:p>
             <w:pPr>
               <w:widowControl w:val="0"/>
+              <w:jc w:val="center"/>
               <w:rPr>
                 <w:rFonts w:ascii="Noto Naskh Arabic" w:cs="Noto Naskh Arabic" w:eastAsia="Noto Naskh Arabic" w:hAnsi="Noto Naskh Arabic"/>
                 <w:sz w:val="20"/>
@@ -1194,6 +1197,7 @@
           <w:p>
             <w:pPr>
               <w:widowControl w:val="0"/>
+              <w:jc w:val="center"/>
               <w:rPr>
                 <w:rFonts w:ascii="Noto Naskh Arabic" w:cs="Noto Naskh Arabic" w:eastAsia="Noto Naskh Arabic" w:hAnsi="Noto Naskh Arabic"/>
                 <w:sz w:val="20"/>
@@ -1216,6 +1220,7 @@
           <w:p>
             <w:pPr>
               <w:widowControl w:val="0"/>
+              <w:jc w:val="center"/>
               <w:rPr>
                 <w:rFonts w:ascii="Noto Naskh Arabic" w:cs="Noto Naskh Arabic" w:eastAsia="Noto Naskh Arabic" w:hAnsi="Noto Naskh Arabic"/>
                 <w:sz w:val="20"/>
@@ -1238,6 +1243,7 @@
           <w:p>
             <w:pPr>
               <w:widowControl w:val="0"/>
+              <w:jc w:val="center"/>
               <w:rPr>
                 <w:rFonts w:ascii="Noto Naskh Arabic" w:cs="Noto Naskh Arabic" w:eastAsia="Noto Naskh Arabic" w:hAnsi="Noto Naskh Arabic"/>
                 <w:sz w:val="20"/>
@@ -1261,6 +1267,7 @@
             <w:pPr>
               <w:widowControl w:val="0"/>
               <w:bidi w:val="1"/>
+              <w:jc w:val="center"/>
               <w:rPr>
                 <w:rFonts w:ascii="Noto Naskh Arabic" w:cs="Noto Naskh Arabic" w:eastAsia="Noto Naskh Arabic" w:hAnsi="Noto Naskh Arabic"/>
                 <w:sz w:val="20"/>
@@ -5609,7 +5616,7 @@
                 <wp:posOffset>1776413</wp:posOffset>
               </wp:positionH>
               <wp:positionV relativeFrom="paragraph">
-                <wp:posOffset>149572</wp:posOffset>
+                <wp:posOffset>47972</wp:posOffset>
               </wp:positionV>
               <wp:extent cx="2667000" cy="721995"/>
               <wp:effectExtent b="0" l="0" r="0" t="0"/>
@@ -5749,7 +5756,7 @@
                               <w:smallCaps w:val="0"/>
                               <w:strike w:val="0"/>
                               <w:color w:val="000000"/>
-                              <w:sz w:val="24"/>
+                              <w:sz w:val="20"/>
                               <w:vertAlign w:val="baseline"/>
                             </w:rPr>
                             <w:t xml:space="preserve">Slemani Municipality Presidency</w:t>
